--- a/Development Document-1.0.0-20240408-v1 - Copy (Autosaved).docx
+++ b/Development Document-1.0.0-20240408-v1 - Copy (Autosaved).docx
@@ -92,10 +92,8 @@
         </w:rPr>
         <w:t>314</w:t>
       </w:r>
-      <w:bookmarkStart w:id="1" w:name="_GoBack"/>
-      <w:bookmarkEnd w:id="1"/>
-    </w:p>
-    <w:bookmarkStart w:id="2" w:name="_Toc163479875" w:displacedByCustomXml="next"/>
+    </w:p>
+    <w:bookmarkStart w:id="1" w:name="_Toc163479875" w:displacedByCustomXml="next"/>
     <w:sdt>
       <w:sdtPr>
         <w:rPr>
@@ -113,6 +111,7 @@
           <w:docPartUnique/>
         </w:docPartObj>
       </w:sdtPr>
+      <w:sdtEndPr/>
       <w:sdtContent>
         <w:p>
           <w:pPr>
@@ -121,7 +120,7 @@
           <w:r>
             <w:t>Table of Contents</w:t>
           </w:r>
-          <w:bookmarkEnd w:id="2"/>
+          <w:bookmarkEnd w:id="1"/>
         </w:p>
         <w:p>
           <w:pPr>
@@ -3735,14 +3734,14 @@
           <w:rFonts w:ascii="Times New Roman" w:hAnsi="Times New Roman"/>
         </w:rPr>
       </w:pPr>
-      <w:bookmarkStart w:id="3" w:name="_Toc371425797"/>
+      <w:bookmarkStart w:id="2" w:name="_Toc371425797"/>
       <w:r>
         <w:rPr>
           <w:rFonts w:ascii="Times New Roman" w:hAnsi="Times New Roman"/>
         </w:rPr>
         <w:t>Revision History</w:t>
       </w:r>
-      <w:bookmarkEnd w:id="3"/>
+      <w:bookmarkEnd w:id="2"/>
     </w:p>
     <w:tbl>
       <w:tblPr>
@@ -4278,18 +4277,18 @@
           <w:rFonts w:ascii="Times New Roman" w:hAnsi="Times New Roman"/>
         </w:rPr>
       </w:pPr>
-      <w:bookmarkStart w:id="4" w:name="_Toc371425798"/>
-      <w:bookmarkStart w:id="5" w:name="_Toc59341540"/>
-      <w:bookmarkStart w:id="6" w:name="_Toc55009008"/>
+      <w:bookmarkStart w:id="3" w:name="_Toc371425798"/>
+      <w:bookmarkStart w:id="4" w:name="_Toc59341540"/>
+      <w:bookmarkStart w:id="5" w:name="_Toc55009008"/>
       <w:r>
         <w:rPr>
           <w:rFonts w:ascii="Times New Roman" w:hAnsi="Times New Roman"/>
         </w:rPr>
         <w:t>Approved By</w:t>
       </w:r>
+      <w:bookmarkEnd w:id="3"/>
       <w:bookmarkEnd w:id="4"/>
       <w:bookmarkEnd w:id="5"/>
-      <w:bookmarkEnd w:id="6"/>
     </w:p>
     <w:p>
       <w:pPr>
@@ -4592,7 +4591,7 @@
         </w:tabs>
         <w:ind w:left="431" w:hanging="431"/>
       </w:pPr>
-      <w:bookmarkStart w:id="7" w:name="_Toc163479876"/>
+      <w:bookmarkStart w:id="6" w:name="_Toc163479876"/>
       <w:r>
         <w:rPr>
           <w:rFonts w:hint="eastAsia"/>
@@ -4600,7 +4599,7 @@
         <w:lastRenderedPageBreak/>
         <w:t>Introduction</w:t>
       </w:r>
-      <w:bookmarkEnd w:id="7"/>
+      <w:bookmarkEnd w:id="6"/>
     </w:p>
     <w:p>
       <w:pPr>
@@ -4614,14 +4613,14 @@
         </w:tabs>
         <w:ind w:left="0" w:firstLine="0"/>
       </w:pPr>
-      <w:bookmarkStart w:id="8" w:name="_Toc163479877"/>
+      <w:bookmarkStart w:id="7" w:name="_Toc163479877"/>
       <w:r>
         <w:rPr>
           <w:rFonts w:hint="eastAsia"/>
         </w:rPr>
         <w:t>Project Backgroun</w:t>
       </w:r>
-      <w:bookmarkEnd w:id="8"/>
+      <w:bookmarkEnd w:id="7"/>
       <w:r>
         <w:t>d</w:t>
       </w:r>
@@ -4654,7 +4653,7 @@
         </w:tabs>
         <w:ind w:left="0" w:firstLine="0"/>
       </w:pPr>
-      <w:bookmarkStart w:id="9" w:name="_Toc163479878"/>
+      <w:bookmarkStart w:id="8" w:name="_Toc163479878"/>
       <w:r>
         <w:t>P</w:t>
       </w:r>
@@ -4664,7 +4663,7 @@
         </w:rPr>
         <w:t>roject Objectives</w:t>
       </w:r>
-      <w:bookmarkEnd w:id="9"/>
+      <w:bookmarkEnd w:id="8"/>
     </w:p>
     <w:p>
       <w:pPr>
@@ -4788,14 +4787,14 @@
         </w:tabs>
         <w:ind w:left="0" w:firstLine="0"/>
       </w:pPr>
-      <w:bookmarkStart w:id="10" w:name="_Toc163479879"/>
+      <w:bookmarkStart w:id="9" w:name="_Toc163479879"/>
       <w:r>
         <w:rPr>
           <w:rFonts w:hint="eastAsia"/>
         </w:rPr>
         <w:t>Audience</w:t>
       </w:r>
-      <w:bookmarkEnd w:id="10"/>
+      <w:bookmarkEnd w:id="9"/>
     </w:p>
     <w:p>
       <w:pPr>
@@ -4900,6 +4899,8 @@
         </w:rPr>
         <w:t xml:space="preserve">. </w:t>
       </w:r>
+      <w:bookmarkStart w:id="10" w:name="_GoBack"/>
+      <w:bookmarkEnd w:id="10"/>
     </w:p>
     <w:p>
       <w:pPr>
@@ -5612,806 +5613,1927 @@
       <w:bookmarkEnd w:id="24"/>
     </w:p>
     <w:p>
+      <w:pPr>
+        <w:pStyle w:val="Heading2"/>
+        <w:rPr>
+          <w:sz w:val="36"/>
+          <w:szCs w:val="36"/>
+        </w:rPr>
+      </w:pPr>
+      <w:r>
+        <w:t>Overview</w:t>
+      </w:r>
+    </w:p>
+    <w:p>
+      <w:pPr>
+        <w:pStyle w:val="NormalWeb"/>
+      </w:pPr>
+      <w:r>
+        <w:t>This database schema is designed for a comprehensive enterprise system that manages:</w:t>
+      </w:r>
+    </w:p>
+    <w:p>
+      <w:pPr>
+        <w:pStyle w:val="NormalWeb"/>
+        <w:numPr>
+          <w:ilvl w:val="0"/>
+          <w:numId w:val="2"/>
+        </w:numPr>
+      </w:pPr>
+      <w:r>
+        <w:t>System and device monitoring logs</w:t>
+      </w:r>
+    </w:p>
+    <w:p>
+      <w:pPr>
+        <w:pStyle w:val="NormalWeb"/>
+        <w:numPr>
+          <w:ilvl w:val="0"/>
+          <w:numId w:val="2"/>
+        </w:numPr>
+      </w:pPr>
+      <w:r>
+        <w:t>User management with roles and permissions</w:t>
+      </w:r>
+    </w:p>
+    <w:p>
+      <w:pPr>
+        <w:pStyle w:val="NormalWeb"/>
+        <w:numPr>
+          <w:ilvl w:val="0"/>
+          <w:numId w:val="2"/>
+        </w:numPr>
+      </w:pPr>
+      <w:r>
+        <w:t>Project management (including bridge construction projects)</w:t>
+      </w:r>
+    </w:p>
+    <w:p>
+      <w:pPr>
+        <w:pStyle w:val="NormalWeb"/>
+        <w:numPr>
+          <w:ilvl w:val="0"/>
+          <w:numId w:val="2"/>
+        </w:numPr>
+      </w:pPr>
+      <w:r>
+        <w:t>Equipment and material tracking</w:t>
+      </w:r>
+    </w:p>
+    <w:p>
+      <w:pPr>
+        <w:pStyle w:val="NormalWeb"/>
+        <w:numPr>
+          <w:ilvl w:val="0"/>
+          <w:numId w:val="2"/>
+        </w:numPr>
+      </w:pPr>
+      <w:r>
+        <w:t>Ticketing and support</w:t>
+      </w:r>
+    </w:p>
+    <w:p>
+      <w:pPr>
+        <w:pStyle w:val="NormalWeb"/>
+        <w:numPr>
+          <w:ilvl w:val="0"/>
+          <w:numId w:val="2"/>
+        </w:numPr>
+      </w:pPr>
+      <w:r>
+        <w:t>Communication (groups, messages, polls)</w:t>
+      </w:r>
+    </w:p>
+    <w:p>
+      <w:pPr>
+        <w:pStyle w:val="NormalWeb"/>
+        <w:numPr>
+          <w:ilvl w:val="0"/>
+          <w:numId w:val="2"/>
+        </w:numPr>
+      </w:pPr>
+      <w:r>
+        <w:t>Alerts and notifications</w:t>
+      </w:r>
+    </w:p>
+    <w:p>
+      <w:pPr>
+        <w:pStyle w:val="NormalWeb"/>
+        <w:numPr>
+          <w:ilvl w:val="0"/>
+          <w:numId w:val="2"/>
+        </w:numPr>
+      </w:pPr>
+      <w:r>
+        <w:t>Workflow and audit processes</w:t>
+      </w:r>
+    </w:p>
+    <w:p>
+      <w:pPr>
+        <w:pStyle w:val="NormalWeb"/>
+        <w:numPr>
+          <w:ilvl w:val="0"/>
+          <w:numId w:val="2"/>
+        </w:numPr>
+      </w:pPr>
+      <w:r>
+        <w:t>Feedback and surveys</w:t>
+      </w:r>
+    </w:p>
+    <w:p>
+      <w:pPr>
+        <w:pStyle w:val="NormalWeb"/>
+        <w:numPr>
+          <w:ilvl w:val="0"/>
+          <w:numId w:val="2"/>
+        </w:numPr>
+      </w:pPr>
+      <w:r>
+        <w:t>Leave management and reminders</w:t>
+      </w:r>
+    </w:p>
+    <w:p>
+      <w:pPr>
+        <w:pStyle w:val="NormalWeb"/>
+      </w:pPr>
+      <w:r>
+        <w:t>It supports complex relationships across users, devices, projects, companies, and operational workflows.</w:t>
+      </w:r>
+    </w:p>
+    <w:p>
+      <w:r>
+        <w:pict w14:anchorId="1CBA6652">
+          <v:rect id="_x0000_i1025" style="width:0;height:1.5pt" o:hralign="center" o:hrstd="t" o:hr="t" fillcolor="#a0a0a0" stroked="f"/>
+        </w:pict>
+      </w:r>
+    </w:p>
+    <w:p>
+      <w:pPr>
+        <w:pStyle w:val="Heading2"/>
+      </w:pPr>
+      <w:r>
+        <w:t>Key Components and Their Roles</w:t>
+      </w:r>
+    </w:p>
+    <w:p>
+      <w:pPr>
+        <w:pStyle w:val="Heading3"/>
+      </w:pPr>
+      <w:r>
+        <w:t xml:space="preserve">1. </w:t>
+      </w:r>
+      <w:r>
+        <w:rPr>
+          <w:rStyle w:val="Strong"/>
+          <w:b w:val="0"/>
+          <w:bCs w:val="0"/>
+        </w:rPr>
+        <w:t>System Monitoring &amp; Logs</w:t>
+      </w:r>
+    </w:p>
+    <w:p>
+      <w:pPr>
+        <w:pStyle w:val="NormalWeb"/>
+        <w:numPr>
+          <w:ilvl w:val="0"/>
+          <w:numId w:val="3"/>
+        </w:numPr>
+      </w:pPr>
       <w:proofErr w:type="gramStart"/>
       <w:r>
-        <w:t>model</w:t>
+        <w:rPr>
+          <w:rStyle w:val="Strong"/>
+          <w:rFonts w:eastAsiaTheme="majorEastAsia"/>
+        </w:rPr>
+        <w:t>logs</w:t>
       </w:r>
       <w:proofErr w:type="gramEnd"/>
       <w:r>
-        <w:t xml:space="preserve"> logs { </w:t>
-      </w:r>
-    </w:p>
-    <w:p>
-      <w:pPr>
-        <w:ind w:left="720"/>
-      </w:pPr>
-      <w:proofErr w:type="gramStart"/>
-      <w:r>
-        <w:t>id</w:t>
-      </w:r>
-      <w:proofErr w:type="gramEnd"/>
-      <w:r>
-        <w:t xml:space="preserve">        </w:t>
+        <w:rPr>
+          <w:rStyle w:val="Strong"/>
+          <w:rFonts w:eastAsiaTheme="majorEastAsia"/>
+        </w:rPr>
+        <w:t xml:space="preserve">, </w:t>
       </w:r>
       <w:proofErr w:type="spellStart"/>
       <w:r>
-        <w:t>Int</w:t>
+        <w:rPr>
+          <w:rStyle w:val="Strong"/>
+          <w:rFonts w:eastAsiaTheme="majorEastAsia"/>
+        </w:rPr>
+        <w:t>auth</w:t>
       </w:r>
       <w:proofErr w:type="spellEnd"/>
       <w:r>
-        <w:t xml:space="preserve">      @id @default(</w:t>
+        <w:rPr>
+          <w:rStyle w:val="Strong"/>
+          <w:rFonts w:eastAsiaTheme="majorEastAsia"/>
+        </w:rPr>
+        <w:t xml:space="preserve">, </w:t>
       </w:r>
       <w:proofErr w:type="spellStart"/>
       <w:r>
-        <w:t>autoincrement</w:t>
+        <w:rPr>
+          <w:rStyle w:val="Strong"/>
+          <w:rFonts w:eastAsiaTheme="majorEastAsia"/>
+        </w:rPr>
+        <w:t>memory_usage</w:t>
       </w:r>
       <w:proofErr w:type="spellEnd"/>
       <w:r>
-        <w:t>())</w:t>
-      </w:r>
+        <w:rPr>
+          <w:rStyle w:val="Strong"/>
+          <w:rFonts w:eastAsiaTheme="majorEastAsia"/>
+        </w:rPr>
+        <w:t xml:space="preserve">, </w:t>
+      </w:r>
+      <w:proofErr w:type="spellStart"/>
+      <w:r>
+        <w:rPr>
+          <w:rStyle w:val="Strong"/>
+          <w:rFonts w:eastAsiaTheme="majorEastAsia"/>
+        </w:rPr>
+        <w:t>system_metrics</w:t>
+      </w:r>
+      <w:proofErr w:type="spellEnd"/>
+      <w:r>
+        <w:rPr>
+          <w:rStyle w:val="Strong"/>
+          <w:rFonts w:eastAsiaTheme="majorEastAsia"/>
+        </w:rPr>
+        <w:t xml:space="preserve">, </w:t>
+      </w:r>
+      <w:proofErr w:type="spellStart"/>
+      <w:r>
+        <w:rPr>
+          <w:rStyle w:val="Strong"/>
+          <w:rFonts w:eastAsiaTheme="majorEastAsia"/>
+        </w:rPr>
+        <w:t>diskmetric</w:t>
+      </w:r>
+      <w:proofErr w:type="spellEnd"/>
+      <w:r>
+        <w:rPr>
+          <w:rStyle w:val="Strong"/>
+          <w:rFonts w:eastAsiaTheme="majorEastAsia"/>
+        </w:rPr>
+        <w:t xml:space="preserve">, </w:t>
+      </w:r>
+      <w:proofErr w:type="spellStart"/>
+      <w:r>
+        <w:rPr>
+          <w:rStyle w:val="Strong"/>
+          <w:rFonts w:eastAsiaTheme="majorEastAsia"/>
+        </w:rPr>
+        <w:t>SambaLog</w:t>
+      </w:r>
+      <w:proofErr w:type="spellEnd"/>
       <w:r>
         <w:br/>
-        <w:t>name      String</w:t>
-      </w:r>
+        <w:t>Store various logs related to system performance, authentication events, hardware sensor readings, disk usage, and Samba service logs.</w:t>
+      </w:r>
+    </w:p>
+    <w:p>
+      <w:pPr>
+        <w:pStyle w:val="NormalWeb"/>
+        <w:numPr>
+          <w:ilvl w:val="0"/>
+          <w:numId w:val="3"/>
+        </w:numPr>
+      </w:pPr>
+      <w:r>
+        <w:rPr>
+          <w:rStyle w:val="Strong"/>
+          <w:rFonts w:eastAsiaTheme="majorEastAsia"/>
+        </w:rPr>
+        <w:t xml:space="preserve">Command, Rule, </w:t>
+      </w:r>
+      <w:proofErr w:type="spellStart"/>
+      <w:r>
+        <w:rPr>
+          <w:rStyle w:val="Strong"/>
+          <w:rFonts w:eastAsiaTheme="majorEastAsia"/>
+        </w:rPr>
+        <w:t>RuleGroup</w:t>
+      </w:r>
+      <w:proofErr w:type="spellEnd"/>
+      <w:r>
+        <w:rPr>
+          <w:rStyle w:val="Strong"/>
+          <w:rFonts w:eastAsiaTheme="majorEastAsia"/>
+        </w:rPr>
+        <w:t xml:space="preserve">, </w:t>
+      </w:r>
+      <w:proofErr w:type="spellStart"/>
+      <w:r>
+        <w:rPr>
+          <w:rStyle w:val="Strong"/>
+          <w:rFonts w:eastAsiaTheme="majorEastAsia"/>
+        </w:rPr>
+        <w:t>CommandMatch</w:t>
+      </w:r>
+      <w:proofErr w:type="spellEnd"/>
       <w:r>
         <w:br/>
-        <w:t>host      String?</w:t>
-      </w:r>
+        <w:t>Implements a rule-based monitoring system where commands are associated with rules and groups; command matches track when logs trigger rules, supporting alerts and addressing workflows.</w:t>
+      </w:r>
+    </w:p>
+    <w:p>
+      <w:pPr>
+        <w:pStyle w:val="NormalWeb"/>
+        <w:numPr>
+          <w:ilvl w:val="0"/>
+          <w:numId w:val="3"/>
+        </w:numPr>
+      </w:pPr>
+      <w:proofErr w:type="spellStart"/>
+      <w:r>
+        <w:rPr>
+          <w:rStyle w:val="Strong"/>
+          <w:rFonts w:eastAsiaTheme="majorEastAsia"/>
+        </w:rPr>
+        <w:t>AlertCondition</w:t>
+      </w:r>
+      <w:proofErr w:type="spellEnd"/>
+      <w:r>
+        <w:rPr>
+          <w:rStyle w:val="Strong"/>
+          <w:rFonts w:eastAsiaTheme="majorEastAsia"/>
+        </w:rPr>
+        <w:t xml:space="preserve"> &amp; </w:t>
+      </w:r>
+      <w:proofErr w:type="spellStart"/>
+      <w:r>
+        <w:rPr>
+          <w:rStyle w:val="Strong"/>
+          <w:rFonts w:eastAsiaTheme="majorEastAsia"/>
+        </w:rPr>
+        <w:t>AlertEvent</w:t>
+      </w:r>
+      <w:proofErr w:type="spellEnd"/>
       <w:r>
         <w:br/>
-      </w:r>
-      <w:proofErr w:type="gramStart"/>
-      <w:r>
-        <w:t>timestamp</w:t>
-      </w:r>
-      <w:proofErr w:type="gramEnd"/>
-      <w:r>
-        <w:t xml:space="preserve"> </w:t>
+        <w:t>Defines alert thresholds on data (e.g., field thresholds, repeat intervals), and logs events triggered by those conditions.</w:t>
+      </w:r>
+    </w:p>
+    <w:p>
+      <w:r>
+        <w:pict w14:anchorId="35F414DC">
+          <v:rect id="_x0000_i1026" style="width:0;height:1.5pt" o:hralign="center" o:hrstd="t" o:hr="t" fillcolor="#a0a0a0" stroked="f"/>
+        </w:pict>
+      </w:r>
+    </w:p>
+    <w:p>
+      <w:pPr>
+        <w:pStyle w:val="Heading3"/>
+      </w:pPr>
+      <w:r>
+        <w:t xml:space="preserve">2. </w:t>
+      </w:r>
+      <w:r>
+        <w:rPr>
+          <w:rStyle w:val="Strong"/>
+          <w:b w:val="0"/>
+          <w:bCs w:val="0"/>
+        </w:rPr>
+        <w:t>User Management</w:t>
+      </w:r>
+    </w:p>
+    <w:p>
+      <w:pPr>
+        <w:pStyle w:val="NormalWeb"/>
+        <w:numPr>
+          <w:ilvl w:val="0"/>
+          <w:numId w:val="4"/>
+        </w:numPr>
+      </w:pPr>
+      <w:r>
+        <w:rPr>
+          <w:rStyle w:val="Strong"/>
+          <w:rFonts w:eastAsiaTheme="majorEastAsia"/>
+        </w:rPr>
+        <w:t>User</w:t>
+      </w:r>
+      <w:r>
+        <w:br/>
+        <w:t xml:space="preserve">Central user model with personal info, contacts, roles (both as a string array and related </w:t>
+      </w:r>
+      <w:r>
+        <w:rPr>
+          <w:rStyle w:val="HTMLCode"/>
+          <w:rFonts w:eastAsiaTheme="majorEastAsia"/>
+        </w:rPr>
+        <w:t>Roles</w:t>
+      </w:r>
+      <w:r>
+        <w:t xml:space="preserve"> table), permissions, and various relational connections (activity logs, feedback, devices, tickets, notifications, forms, etc.).</w:t>
+      </w:r>
+    </w:p>
+    <w:p>
+      <w:pPr>
+        <w:pStyle w:val="NormalWeb"/>
+        <w:numPr>
+          <w:ilvl w:val="0"/>
+          <w:numId w:val="4"/>
+        </w:numPr>
+      </w:pPr>
+      <w:r>
+        <w:rPr>
+          <w:rStyle w:val="Strong"/>
+          <w:rFonts w:eastAsiaTheme="majorEastAsia"/>
+        </w:rPr>
+        <w:lastRenderedPageBreak/>
+        <w:t xml:space="preserve">Roles, </w:t>
       </w:r>
       <w:proofErr w:type="spellStart"/>
       <w:r>
-        <w:t>DateTime</w:t>
+        <w:rPr>
+          <w:rStyle w:val="Strong"/>
+          <w:rFonts w:eastAsiaTheme="majorEastAsia"/>
+        </w:rPr>
+        <w:t>UserEmailTemplate</w:t>
       </w:r>
       <w:proofErr w:type="spellEnd"/>
       <w:r>
-        <w:t xml:space="preserve"> @default(now())</w:t>
-      </w:r>
+        <w:rPr>
+          <w:rStyle w:val="Strong"/>
+          <w:rFonts w:eastAsiaTheme="majorEastAsia"/>
+        </w:rPr>
+        <w:t xml:space="preserve">, </w:t>
+      </w:r>
+      <w:proofErr w:type="spellStart"/>
+      <w:r>
+        <w:rPr>
+          <w:rStyle w:val="Strong"/>
+          <w:rFonts w:eastAsiaTheme="majorEastAsia"/>
+        </w:rPr>
+        <w:t>UserPermission</w:t>
+      </w:r>
+      <w:proofErr w:type="spellEnd"/>
+      <w:r>
+        <w:rPr>
+          <w:rStyle w:val="Strong"/>
+          <w:rFonts w:eastAsiaTheme="majorEastAsia"/>
+        </w:rPr>
+        <w:t xml:space="preserve">, </w:t>
+      </w:r>
+      <w:proofErr w:type="spellStart"/>
+      <w:r>
+        <w:rPr>
+          <w:rStyle w:val="Strong"/>
+          <w:rFonts w:eastAsiaTheme="majorEastAsia"/>
+        </w:rPr>
+        <w:t>RolePermission</w:t>
+      </w:r>
+      <w:proofErr w:type="spellEnd"/>
       <w:r>
         <w:br/>
-      </w:r>
-      <w:proofErr w:type="spellStart"/>
-      <w:r>
-        <w:t>piuser</w:t>
-      </w:r>
-      <w:proofErr w:type="spellEnd"/>
-      <w:r>
-        <w:t xml:space="preserve">      String?</w:t>
-      </w:r>
-      <w:r>
-        <w:br/>
-      </w:r>
+        <w:t>Manage user roles, email template assignments, and page-level permissions both by role and user.</w:t>
+      </w:r>
+    </w:p>
+    <w:p>
+      <w:pPr>
+        <w:pStyle w:val="NormalWeb"/>
+        <w:numPr>
+          <w:ilvl w:val="0"/>
+          <w:numId w:val="4"/>
+        </w:numPr>
+      </w:pPr>
       <w:proofErr w:type="spellStart"/>
       <w:proofErr w:type="gramStart"/>
       <w:r>
-        <w:t>pid</w:t>
+        <w:rPr>
+          <w:rStyle w:val="Strong"/>
+          <w:rFonts w:eastAsiaTheme="majorEastAsia"/>
+        </w:rPr>
+        <w:t>ldapuser</w:t>
       </w:r>
       <w:proofErr w:type="spellEnd"/>
       <w:proofErr w:type="gramEnd"/>
       <w:r>
-        <w:t xml:space="preserve">       </w:t>
+        <w:br/>
+        <w:t>Stores LDAP directory info, presumably to sync or authenticate users via an LDAP system.</w:t>
+      </w:r>
+    </w:p>
+    <w:p>
+      <w:r>
+        <w:pict w14:anchorId="6FD0FC52">
+          <v:rect id="_x0000_i1027" style="width:0;height:1.5pt" o:hralign="center" o:hrstd="t" o:hr="t" fillcolor="#a0a0a0" stroked="f"/>
+        </w:pict>
+      </w:r>
+    </w:p>
+    <w:p>
+      <w:pPr>
+        <w:pStyle w:val="Heading3"/>
+      </w:pPr>
+      <w:r>
+        <w:t xml:space="preserve">3. </w:t>
+      </w:r>
+      <w:r>
+        <w:rPr>
+          <w:rStyle w:val="Strong"/>
+          <w:b w:val="0"/>
+          <w:bCs w:val="0"/>
+        </w:rPr>
+        <w:t>Devices and Support</w:t>
+      </w:r>
+    </w:p>
+    <w:p>
+      <w:pPr>
+        <w:pStyle w:val="NormalWeb"/>
+        <w:numPr>
+          <w:ilvl w:val="0"/>
+          <w:numId w:val="5"/>
+        </w:numPr>
+      </w:pPr>
+      <w:proofErr w:type="gramStart"/>
+      <w:r>
+        <w:rPr>
+          <w:rStyle w:val="Strong"/>
+          <w:rFonts w:eastAsiaTheme="majorEastAsia"/>
+        </w:rPr>
+        <w:t>devices</w:t>
+      </w:r>
+      <w:proofErr w:type="gramEnd"/>
+      <w:r>
+        <w:rPr>
+          <w:rStyle w:val="Strong"/>
+          <w:rFonts w:eastAsiaTheme="majorEastAsia"/>
+        </w:rPr>
+        <w:t xml:space="preserve"> &amp; </w:t>
       </w:r>
       <w:proofErr w:type="spellStart"/>
       <w:r>
-        <w:t>Int</w:t>
+        <w:rPr>
+          <w:rStyle w:val="Strong"/>
+          <w:rFonts w:eastAsiaTheme="majorEastAsia"/>
+        </w:rPr>
+        <w:t>DeviceUser</w:t>
       </w:r>
       <w:proofErr w:type="spellEnd"/>
       <w:r>
-        <w:t>?</w:t>
-      </w:r>
-      <w:r>
         <w:br/>
-      </w:r>
+        <w:t>Devices with associated users and roles, supporting many-to-many relationships. Devices also relate to support tickets.</w:t>
+      </w:r>
+    </w:p>
+    <w:p>
+      <w:pPr>
+        <w:pStyle w:val="NormalWeb"/>
+        <w:numPr>
+          <w:ilvl w:val="0"/>
+          <w:numId w:val="5"/>
+        </w:numPr>
+      </w:pPr>
+      <w:proofErr w:type="spellStart"/>
+      <w:r>
+        <w:rPr>
+          <w:rStyle w:val="Strong"/>
+          <w:rFonts w:eastAsiaTheme="majorEastAsia"/>
+        </w:rPr>
+        <w:t>SupportTicket</w:t>
+      </w:r>
+      <w:proofErr w:type="spellEnd"/>
+      <w:r>
+        <w:rPr>
+          <w:rStyle w:val="Strong"/>
+          <w:rFonts w:eastAsiaTheme="majorEastAsia"/>
+        </w:rPr>
+        <w:t xml:space="preserve">, </w:t>
+      </w:r>
+      <w:proofErr w:type="spellStart"/>
+      <w:r>
+        <w:rPr>
+          <w:rStyle w:val="Strong"/>
+          <w:rFonts w:eastAsiaTheme="majorEastAsia"/>
+        </w:rPr>
+        <w:t>TicketComment</w:t>
+      </w:r>
+      <w:proofErr w:type="spellEnd"/>
+      <w:r>
+        <w:rPr>
+          <w:rStyle w:val="Strong"/>
+          <w:rFonts w:eastAsiaTheme="majorEastAsia"/>
+        </w:rPr>
+        <w:t xml:space="preserve">, </w:t>
+      </w:r>
+      <w:proofErr w:type="spellStart"/>
+      <w:r>
+        <w:rPr>
+          <w:rStyle w:val="Strong"/>
+          <w:rFonts w:eastAsiaTheme="majorEastAsia"/>
+        </w:rPr>
+        <w:t>TicketAttachment</w:t>
+      </w:r>
+      <w:proofErr w:type="spellEnd"/>
+      <w:r>
+        <w:br/>
+        <w:t>Full-featured ticketing system including tickets, comments, attachments, assignments, and tracking statuses/priorities.</w:t>
+      </w:r>
+    </w:p>
+    <w:p>
+      <w:r>
+        <w:pict w14:anchorId="3F6CC761">
+          <v:rect id="_x0000_i1028" style="width:0;height:1.5pt" o:hralign="center" o:hrstd="t" o:hr="t" fillcolor="#a0a0a0" stroked="f"/>
+        </w:pict>
+      </w:r>
+    </w:p>
+    <w:p>
+      <w:pPr>
+        <w:pStyle w:val="Heading3"/>
+      </w:pPr>
+      <w:r>
+        <w:t xml:space="preserve">4. </w:t>
+      </w:r>
+      <w:r>
+        <w:rPr>
+          <w:rStyle w:val="Strong"/>
+          <w:b w:val="0"/>
+          <w:bCs w:val="0"/>
+        </w:rPr>
+        <w:t>Communication &amp; Collaboration</w:t>
+      </w:r>
+    </w:p>
+    <w:p>
+      <w:pPr>
+        <w:pStyle w:val="NormalWeb"/>
+        <w:numPr>
+          <w:ilvl w:val="0"/>
+          <w:numId w:val="6"/>
+        </w:numPr>
+      </w:pPr>
+      <w:r>
+        <w:rPr>
+          <w:rStyle w:val="Strong"/>
+          <w:rFonts w:eastAsiaTheme="majorEastAsia"/>
+        </w:rPr>
+        <w:t xml:space="preserve">Group, </w:t>
+      </w:r>
+      <w:proofErr w:type="spellStart"/>
+      <w:r>
+        <w:rPr>
+          <w:rStyle w:val="Strong"/>
+          <w:rFonts w:eastAsiaTheme="majorEastAsia"/>
+        </w:rPr>
+        <w:t>GroupMember</w:t>
+      </w:r>
+      <w:proofErr w:type="spellEnd"/>
+      <w:r>
+        <w:rPr>
+          <w:rStyle w:val="Strong"/>
+          <w:rFonts w:eastAsiaTheme="majorEastAsia"/>
+        </w:rPr>
+        <w:t>, Message</w:t>
+      </w:r>
+      <w:r>
+        <w:br/>
+        <w:t>Supports group chat functionality with members, messages, and sender relations.</w:t>
+      </w:r>
+    </w:p>
+    <w:p>
+      <w:pPr>
+        <w:pStyle w:val="NormalWeb"/>
+        <w:numPr>
+          <w:ilvl w:val="0"/>
+          <w:numId w:val="6"/>
+        </w:numPr>
+      </w:pPr>
+      <w:r>
+        <w:rPr>
+          <w:rStyle w:val="Strong"/>
+          <w:rFonts w:eastAsiaTheme="majorEastAsia"/>
+        </w:rPr>
+        <w:t xml:space="preserve">Poll, </w:t>
+      </w:r>
+      <w:proofErr w:type="spellStart"/>
+      <w:r>
+        <w:rPr>
+          <w:rStyle w:val="Strong"/>
+          <w:rFonts w:eastAsiaTheme="majorEastAsia"/>
+        </w:rPr>
+        <w:t>PollOption</w:t>
+      </w:r>
+      <w:proofErr w:type="spellEnd"/>
+      <w:r>
+        <w:rPr>
+          <w:rStyle w:val="Strong"/>
+          <w:rFonts w:eastAsiaTheme="majorEastAsia"/>
+        </w:rPr>
+        <w:t xml:space="preserve">, </w:t>
+      </w:r>
+      <w:proofErr w:type="spellStart"/>
+      <w:r>
+        <w:rPr>
+          <w:rStyle w:val="Strong"/>
+          <w:rFonts w:eastAsiaTheme="majorEastAsia"/>
+        </w:rPr>
+        <w:t>PollVote</w:t>
+      </w:r>
+      <w:proofErr w:type="spellEnd"/>
+      <w:r>
+        <w:br/>
+        <w:t>Enables polls linked to messages with options and votes.</w:t>
+      </w:r>
+    </w:p>
+    <w:p>
+      <w:r>
+        <w:pict w14:anchorId="4B29BC2A">
+          <v:rect id="_x0000_i1029" style="width:0;height:1.5pt" o:hralign="center" o:hrstd="t" o:hr="t" fillcolor="#a0a0a0" stroked="f"/>
+        </w:pict>
+      </w:r>
+    </w:p>
+    <w:p>
+      <w:pPr>
+        <w:pStyle w:val="Heading3"/>
+      </w:pPr>
+      <w:r>
+        <w:t xml:space="preserve">5. </w:t>
+      </w:r>
+      <w:r>
+        <w:rPr>
+          <w:rStyle w:val="Strong"/>
+          <w:b w:val="0"/>
+          <w:bCs w:val="0"/>
+        </w:rPr>
+        <w:t>Projects and Bridge Management</w:t>
+      </w:r>
+    </w:p>
+    <w:p>
+      <w:pPr>
+        <w:pStyle w:val="NormalWeb"/>
+        <w:numPr>
+          <w:ilvl w:val="0"/>
+          <w:numId w:val="7"/>
+        </w:numPr>
+      </w:pPr>
+      <w:proofErr w:type="spellStart"/>
+      <w:r>
+        <w:rPr>
+          <w:rStyle w:val="Strong"/>
+          <w:rFonts w:eastAsiaTheme="majorEastAsia"/>
+        </w:rPr>
+        <w:t>ProjectType</w:t>
+      </w:r>
+      <w:proofErr w:type="spellEnd"/>
+      <w:r>
+        <w:rPr>
+          <w:rStyle w:val="Strong"/>
+          <w:rFonts w:eastAsiaTheme="majorEastAsia"/>
+        </w:rPr>
+        <w:t xml:space="preserve">, Project, </w:t>
+      </w:r>
+      <w:proofErr w:type="spellStart"/>
+      <w:r>
+        <w:rPr>
+          <w:rStyle w:val="Strong"/>
+          <w:rFonts w:eastAsiaTheme="majorEastAsia"/>
+        </w:rPr>
+        <w:t>ModelEntry</w:t>
+      </w:r>
+      <w:proofErr w:type="spellEnd"/>
+      <w:r>
+        <w:rPr>
+          <w:rStyle w:val="Strong"/>
+          <w:rFonts w:eastAsiaTheme="majorEastAsia"/>
+        </w:rPr>
+        <w:t xml:space="preserve">, </w:t>
+      </w:r>
+      <w:proofErr w:type="spellStart"/>
+      <w:r>
+        <w:rPr>
+          <w:rStyle w:val="Strong"/>
+          <w:rFonts w:eastAsiaTheme="majorEastAsia"/>
+        </w:rPr>
+        <w:t>ProjectAssignment</w:t>
+      </w:r>
+      <w:proofErr w:type="spellEnd"/>
+      <w:r>
+        <w:br/>
+        <w:t>General project management with types, descriptions, assignments, and models related to each project.</w:t>
+      </w:r>
+    </w:p>
+    <w:p>
+      <w:pPr>
+        <w:pStyle w:val="NormalWeb"/>
+        <w:numPr>
+          <w:ilvl w:val="0"/>
+          <w:numId w:val="7"/>
+        </w:numPr>
+      </w:pPr>
+      <w:proofErr w:type="spellStart"/>
+      <w:r>
+        <w:rPr>
+          <w:rStyle w:val="Strong"/>
+          <w:rFonts w:eastAsiaTheme="majorEastAsia"/>
+        </w:rPr>
+        <w:t>BridgeProject</w:t>
+      </w:r>
+      <w:proofErr w:type="spellEnd"/>
+      <w:r>
+        <w:rPr>
+          <w:rStyle w:val="Strong"/>
+          <w:rFonts w:eastAsiaTheme="majorEastAsia"/>
+        </w:rPr>
+        <w:t xml:space="preserve">, </w:t>
+      </w:r>
+      <w:proofErr w:type="spellStart"/>
+      <w:r>
+        <w:rPr>
+          <w:rStyle w:val="Strong"/>
+          <w:rFonts w:eastAsiaTheme="majorEastAsia"/>
+        </w:rPr>
+        <w:t>BridgePhase</w:t>
+      </w:r>
+      <w:proofErr w:type="spellEnd"/>
+      <w:r>
+        <w:rPr>
+          <w:rStyle w:val="Strong"/>
+          <w:rFonts w:eastAsiaTheme="majorEastAsia"/>
+        </w:rPr>
+        <w:t xml:space="preserve">, </w:t>
+      </w:r>
+      <w:proofErr w:type="spellStart"/>
+      <w:r>
+        <w:rPr>
+          <w:rStyle w:val="Strong"/>
+          <w:rFonts w:eastAsiaTheme="majorEastAsia"/>
+        </w:rPr>
+        <w:t>PhaseInspection</w:t>
+      </w:r>
+      <w:proofErr w:type="spellEnd"/>
+      <w:r>
+        <w:rPr>
+          <w:rStyle w:val="Strong"/>
+          <w:rFonts w:eastAsiaTheme="majorEastAsia"/>
+        </w:rPr>
+        <w:t xml:space="preserve">, </w:t>
+      </w:r>
+      <w:proofErr w:type="spellStart"/>
+      <w:r>
+        <w:rPr>
+          <w:rStyle w:val="Strong"/>
+          <w:rFonts w:eastAsiaTheme="majorEastAsia"/>
+        </w:rPr>
+        <w:t>BridgeMaterial</w:t>
+      </w:r>
+      <w:proofErr w:type="spellEnd"/>
+      <w:r>
+        <w:br/>
+        <w:t>Specialized bridge project management with phases, inspections, materials, and environmental/traffic considerations.</w:t>
+      </w:r>
+    </w:p>
+    <w:p>
+      <w:pPr>
+        <w:pStyle w:val="NormalWeb"/>
+        <w:numPr>
+          <w:ilvl w:val="0"/>
+          <w:numId w:val="7"/>
+        </w:numPr>
+      </w:pPr>
+      <w:proofErr w:type="spellStart"/>
+      <w:r>
+        <w:rPr>
+          <w:rStyle w:val="Strong"/>
+          <w:rFonts w:eastAsiaTheme="majorEastAsia"/>
+        </w:rPr>
+        <w:t>MaterialOrder</w:t>
+      </w:r>
+      <w:proofErr w:type="spellEnd"/>
+      <w:r>
+        <w:rPr>
+          <w:rStyle w:val="Strong"/>
+          <w:rFonts w:eastAsiaTheme="majorEastAsia"/>
+        </w:rPr>
+        <w:t xml:space="preserve">, </w:t>
+      </w:r>
+      <w:proofErr w:type="spellStart"/>
+      <w:r>
+        <w:rPr>
+          <w:rStyle w:val="Strong"/>
+          <w:rFonts w:eastAsiaTheme="majorEastAsia"/>
+        </w:rPr>
+        <w:t>BidSubmission</w:t>
+      </w:r>
+      <w:proofErr w:type="spellEnd"/>
+      <w:r>
+        <w:rPr>
+          <w:rStyle w:val="Strong"/>
+          <w:rFonts w:eastAsiaTheme="majorEastAsia"/>
+        </w:rPr>
+        <w:t xml:space="preserve">, Company, </w:t>
+      </w:r>
+      <w:proofErr w:type="spellStart"/>
+      <w:r>
+        <w:rPr>
+          <w:rStyle w:val="Strong"/>
+          <w:rFonts w:eastAsiaTheme="majorEastAsia"/>
+        </w:rPr>
+        <w:t>ContactPerson</w:t>
+      </w:r>
+      <w:proofErr w:type="spellEnd"/>
+      <w:r>
+        <w:rPr>
+          <w:rStyle w:val="Strong"/>
+          <w:rFonts w:eastAsiaTheme="majorEastAsia"/>
+        </w:rPr>
+        <w:t xml:space="preserve">, </w:t>
+      </w:r>
+      <w:proofErr w:type="spellStart"/>
+      <w:r>
+        <w:rPr>
+          <w:rStyle w:val="Strong"/>
+          <w:rFonts w:eastAsiaTheme="majorEastAsia"/>
+        </w:rPr>
+        <w:t>CRMInteraction</w:t>
+      </w:r>
+      <w:proofErr w:type="spellEnd"/>
+      <w:r>
+        <w:rPr>
+          <w:rStyle w:val="Strong"/>
+          <w:rFonts w:eastAsiaTheme="majorEastAsia"/>
+        </w:rPr>
+        <w:t xml:space="preserve">, </w:t>
+      </w:r>
+      <w:proofErr w:type="spellStart"/>
+      <w:r>
+        <w:rPr>
+          <w:rStyle w:val="Strong"/>
+          <w:rFonts w:eastAsiaTheme="majorEastAsia"/>
+        </w:rPr>
+        <w:t>ProjectCompanyLink</w:t>
+      </w:r>
+      <w:proofErr w:type="spellEnd"/>
+      <w:r>
+        <w:br/>
+        <w:t>Manage companies (contractors, vendors, partners, consultants, etc.), contacts, bids, material orders, and company roles within projects.</w:t>
+      </w:r>
+    </w:p>
+    <w:p>
+      <w:pPr>
+        <w:pStyle w:val="NormalWeb"/>
+        <w:numPr>
+          <w:ilvl w:val="0"/>
+          <w:numId w:val="7"/>
+        </w:numPr>
+      </w:pPr>
+      <w:proofErr w:type="spellStart"/>
+      <w:r>
+        <w:rPr>
+          <w:rStyle w:val="Strong"/>
+          <w:rFonts w:eastAsiaTheme="majorEastAsia"/>
+        </w:rPr>
+        <w:t>ProjectEquipmentAllocation</w:t>
+      </w:r>
+      <w:proofErr w:type="spellEnd"/>
+      <w:r>
+        <w:br/>
+        <w:t>Link equipment to projects with allocation info.</w:t>
+      </w:r>
+    </w:p>
+    <w:p>
+      <w:r>
+        <w:pict w14:anchorId="1B246EA0">
+          <v:rect id="_x0000_i1030" style="width:0;height:1.5pt" o:hralign="center" o:hrstd="t" o:hr="t" fillcolor="#a0a0a0" stroked="f"/>
+        </w:pict>
+      </w:r>
+    </w:p>
+    <w:p>
+      <w:pPr>
+        <w:pStyle w:val="Heading3"/>
+      </w:pPr>
+      <w:r>
+        <w:lastRenderedPageBreak/>
+        <w:t xml:space="preserve">6. </w:t>
+      </w:r>
+      <w:r>
+        <w:rPr>
+          <w:rStyle w:val="Strong"/>
+          <w:b w:val="0"/>
+          <w:bCs w:val="0"/>
+        </w:rPr>
+        <w:t>Equipment and Maintenance</w:t>
+      </w:r>
+    </w:p>
+    <w:p>
+      <w:pPr>
+        <w:pStyle w:val="NormalWeb"/>
+        <w:numPr>
+          <w:ilvl w:val="0"/>
+          <w:numId w:val="8"/>
+        </w:numPr>
+      </w:pPr>
+      <w:proofErr w:type="spellStart"/>
+      <w:r>
+        <w:rPr>
+          <w:rStyle w:val="Strong"/>
+          <w:rFonts w:eastAsiaTheme="majorEastAsia"/>
+        </w:rPr>
+        <w:t>EquipmentCategory</w:t>
+      </w:r>
+      <w:proofErr w:type="spellEnd"/>
+      <w:r>
+        <w:rPr>
+          <w:rStyle w:val="Strong"/>
+          <w:rFonts w:eastAsiaTheme="majorEastAsia"/>
+        </w:rPr>
+        <w:t xml:space="preserve">, Equipment, </w:t>
+      </w:r>
+      <w:proofErr w:type="spellStart"/>
+      <w:r>
+        <w:rPr>
+          <w:rStyle w:val="Strong"/>
+          <w:rFonts w:eastAsiaTheme="majorEastAsia"/>
+        </w:rPr>
+        <w:t>EquipmentLoan</w:t>
+      </w:r>
+      <w:proofErr w:type="spellEnd"/>
+      <w:r>
+        <w:rPr>
+          <w:rStyle w:val="Strong"/>
+          <w:rFonts w:eastAsiaTheme="majorEastAsia"/>
+        </w:rPr>
+        <w:t xml:space="preserve">, </w:t>
+      </w:r>
+      <w:proofErr w:type="spellStart"/>
+      <w:r>
+        <w:rPr>
+          <w:rStyle w:val="Strong"/>
+          <w:rFonts w:eastAsiaTheme="majorEastAsia"/>
+        </w:rPr>
+        <w:t>EquipmentMaintenance</w:t>
+      </w:r>
+      <w:proofErr w:type="spellEnd"/>
+      <w:r>
+        <w:br/>
+        <w:t>Tracks equipment details, categories, loans (to projects, companies, contacts), and maintenance records with types and costs.</w:t>
+      </w:r>
+    </w:p>
+    <w:p>
+      <w:r>
+        <w:pict w14:anchorId="5FB4C205">
+          <v:rect id="_x0000_i1031" style="width:0;height:1.5pt" o:hralign="center" o:hrstd="t" o:hr="t" fillcolor="#a0a0a0" stroked="f"/>
+        </w:pict>
+      </w:r>
+    </w:p>
+    <w:p>
+      <w:pPr>
+        <w:pStyle w:val="Heading3"/>
+      </w:pPr>
+      <w:r>
+        <w:t xml:space="preserve">7. </w:t>
+      </w:r>
+      <w:r>
+        <w:rPr>
+          <w:rStyle w:val="Strong"/>
+          <w:b w:val="0"/>
+          <w:bCs w:val="0"/>
+        </w:rPr>
+        <w:t>Surveys, Forms, and Feedback</w:t>
+      </w:r>
+    </w:p>
+    <w:p>
+      <w:pPr>
+        <w:pStyle w:val="NormalWeb"/>
+        <w:numPr>
+          <w:ilvl w:val="0"/>
+          <w:numId w:val="9"/>
+        </w:numPr>
+      </w:pPr>
+      <w:r>
+        <w:rPr>
+          <w:rStyle w:val="Strong"/>
+          <w:rFonts w:eastAsiaTheme="majorEastAsia"/>
+        </w:rPr>
+        <w:t xml:space="preserve">Form, Question, </w:t>
+      </w:r>
+      <w:proofErr w:type="spellStart"/>
+      <w:r>
+        <w:rPr>
+          <w:rStyle w:val="Strong"/>
+          <w:rFonts w:eastAsiaTheme="majorEastAsia"/>
+        </w:rPr>
+        <w:t>QuestionOption</w:t>
+      </w:r>
+      <w:proofErr w:type="spellEnd"/>
+      <w:r>
+        <w:rPr>
+          <w:rStyle w:val="Strong"/>
+          <w:rFonts w:eastAsiaTheme="majorEastAsia"/>
+        </w:rPr>
+        <w:t xml:space="preserve">, </w:t>
+      </w:r>
+      <w:proofErr w:type="spellStart"/>
+      <w:r>
+        <w:rPr>
+          <w:rStyle w:val="Strong"/>
+          <w:rFonts w:eastAsiaTheme="majorEastAsia"/>
+        </w:rPr>
+        <w:t>FormResponse</w:t>
+      </w:r>
+      <w:proofErr w:type="spellEnd"/>
+      <w:r>
+        <w:rPr>
+          <w:rStyle w:val="Strong"/>
+          <w:rFonts w:eastAsiaTheme="majorEastAsia"/>
+        </w:rPr>
+        <w:t>, Answer</w:t>
+      </w:r>
+      <w:r>
+        <w:br/>
+        <w:t>Support for dynamic forms and surveys with different question types (text, radio, checkbox, file uploads) and answers linked to responses.</w:t>
+      </w:r>
+    </w:p>
+    <w:p>
+      <w:pPr>
+        <w:pStyle w:val="NormalWeb"/>
+        <w:numPr>
+          <w:ilvl w:val="0"/>
+          <w:numId w:val="9"/>
+        </w:numPr>
+      </w:pPr>
+      <w:r>
+        <w:rPr>
+          <w:rStyle w:val="Strong"/>
+          <w:rFonts w:eastAsiaTheme="majorEastAsia"/>
+        </w:rPr>
+        <w:t xml:space="preserve">Feedback, </w:t>
+      </w:r>
+      <w:proofErr w:type="spellStart"/>
+      <w:r>
+        <w:rPr>
+          <w:rStyle w:val="Strong"/>
+          <w:rFonts w:eastAsiaTheme="majorEastAsia"/>
+        </w:rPr>
+        <w:t>FeedbackRecipient</w:t>
+      </w:r>
+      <w:proofErr w:type="spellEnd"/>
+      <w:r>
+        <w:br/>
+        <w:t>User feedback management with sender-recipient relations and read status.</w:t>
+      </w:r>
+    </w:p>
+    <w:p>
+      <w:r>
+        <w:pict w14:anchorId="3484281D">
+          <v:rect id="_x0000_i1032" style="width:0;height:1.5pt" o:hralign="center" o:hrstd="t" o:hr="t" fillcolor="#a0a0a0" stroked="f"/>
+        </w:pict>
+      </w:r>
+    </w:p>
+    <w:p>
+      <w:pPr>
+        <w:pStyle w:val="Heading3"/>
+      </w:pPr>
+      <w:r>
+        <w:t xml:space="preserve">8. </w:t>
+      </w:r>
+      <w:r>
+        <w:rPr>
+          <w:rStyle w:val="Strong"/>
+          <w:b w:val="0"/>
+          <w:bCs w:val="0"/>
+        </w:rPr>
+        <w:t>Notifications and Alerts</w:t>
+      </w:r>
+    </w:p>
+    <w:p>
+      <w:pPr>
+        <w:pStyle w:val="NormalWeb"/>
+        <w:numPr>
+          <w:ilvl w:val="0"/>
+          <w:numId w:val="10"/>
+        </w:numPr>
+      </w:pPr>
+      <w:r>
+        <w:rPr>
+          <w:rStyle w:val="Strong"/>
+          <w:rFonts w:eastAsiaTheme="majorEastAsia"/>
+        </w:rPr>
+        <w:t xml:space="preserve">Notification, </w:t>
+      </w:r>
+      <w:proofErr w:type="spellStart"/>
+      <w:r>
+        <w:rPr>
+          <w:rStyle w:val="Strong"/>
+          <w:rFonts w:eastAsiaTheme="majorEastAsia"/>
+        </w:rPr>
+        <w:t>NotificationRead</w:t>
+      </w:r>
+      <w:proofErr w:type="spellEnd"/>
+      <w:r>
+        <w:br/>
+        <w:t>Push notifications with tracking of which users have read which notifications.</w:t>
+      </w:r>
+    </w:p>
+    <w:p>
+      <w:r>
+        <w:pict w14:anchorId="4D03A266">
+          <v:rect id="_x0000_i1033" style="width:0;height:1.5pt" o:hralign="center" o:hrstd="t" o:hr="t" fillcolor="#a0a0a0" stroked="f"/>
+        </w:pict>
+      </w:r>
+    </w:p>
+    <w:p>
+      <w:pPr>
+        <w:pStyle w:val="Heading3"/>
+      </w:pPr>
+      <w:r>
+        <w:t xml:space="preserve">9. </w:t>
+      </w:r>
+      <w:r>
+        <w:rPr>
+          <w:rStyle w:val="Strong"/>
+          <w:b w:val="0"/>
+          <w:bCs w:val="0"/>
+        </w:rPr>
+        <w:t>Auditing and Workflows</w:t>
+      </w:r>
+    </w:p>
+    <w:p>
+      <w:pPr>
+        <w:pStyle w:val="NormalWeb"/>
+        <w:numPr>
+          <w:ilvl w:val="0"/>
+          <w:numId w:val="11"/>
+        </w:numPr>
+      </w:pPr>
+      <w:proofErr w:type="spellStart"/>
+      <w:r>
+        <w:rPr>
+          <w:rStyle w:val="Strong"/>
+          <w:rFonts w:eastAsiaTheme="majorEastAsia"/>
+        </w:rPr>
+        <w:t>AuditWorkflow</w:t>
+      </w:r>
+      <w:proofErr w:type="spellEnd"/>
+      <w:r>
+        <w:rPr>
+          <w:rStyle w:val="Strong"/>
+          <w:rFonts w:eastAsiaTheme="majorEastAsia"/>
+        </w:rPr>
+        <w:t xml:space="preserve">, </w:t>
+      </w:r>
+      <w:proofErr w:type="spellStart"/>
+      <w:r>
+        <w:rPr>
+          <w:rStyle w:val="Strong"/>
+          <w:rFonts w:eastAsiaTheme="majorEastAsia"/>
+        </w:rPr>
+        <w:t>AuditStep</w:t>
+      </w:r>
+      <w:proofErr w:type="spellEnd"/>
+      <w:r>
+        <w:rPr>
+          <w:rStyle w:val="Strong"/>
+          <w:rFonts w:eastAsiaTheme="majorEastAsia"/>
+        </w:rPr>
+        <w:t xml:space="preserve">, </w:t>
+      </w:r>
+      <w:proofErr w:type="spellStart"/>
+      <w:r>
+        <w:rPr>
+          <w:rStyle w:val="Strong"/>
+          <w:rFonts w:eastAsiaTheme="majorEastAsia"/>
+        </w:rPr>
+        <w:t>StepLog</w:t>
+      </w:r>
+      <w:proofErr w:type="spellEnd"/>
+      <w:r>
+        <w:br/>
+        <w:t>Manage audit workflows with multiple steps, status tracking, assigned users, and log messages per step.</w:t>
+      </w:r>
+    </w:p>
+    <w:p>
+      <w:r>
+        <w:pict w14:anchorId="1F79EFEF">
+          <v:rect id="_x0000_i1034" style="width:0;height:1.5pt" o:hralign="center" o:hrstd="t" o:hr="t" fillcolor="#a0a0a0" stroked="f"/>
+        </w:pict>
+      </w:r>
+    </w:p>
+    <w:p>
+      <w:pPr>
+        <w:pStyle w:val="Heading3"/>
+      </w:pPr>
+      <w:r>
+        <w:t xml:space="preserve">10. </w:t>
+      </w:r>
+      <w:r>
+        <w:rPr>
+          <w:rStyle w:val="Strong"/>
+          <w:b w:val="0"/>
+          <w:bCs w:val="0"/>
+        </w:rPr>
+        <w:t>Miscellaneous</w:t>
+      </w:r>
+    </w:p>
+    <w:p>
+      <w:pPr>
+        <w:pStyle w:val="NormalWeb"/>
+        <w:numPr>
+          <w:ilvl w:val="0"/>
+          <w:numId w:val="12"/>
+        </w:numPr>
+      </w:pPr>
+      <w:proofErr w:type="spellStart"/>
+      <w:r>
+        <w:rPr>
+          <w:rStyle w:val="Strong"/>
+          <w:rFonts w:eastAsiaTheme="majorEastAsia"/>
+        </w:rPr>
+        <w:t>LibraryEntry</w:t>
+      </w:r>
+      <w:proofErr w:type="spellEnd"/>
+      <w:r>
+        <w:br/>
+        <w:t>For managing library/book references and loans.</w:t>
+      </w:r>
+    </w:p>
+    <w:p>
+      <w:pPr>
+        <w:pStyle w:val="NormalWeb"/>
+        <w:numPr>
+          <w:ilvl w:val="0"/>
+          <w:numId w:val="12"/>
+        </w:numPr>
+      </w:pPr>
+      <w:proofErr w:type="spellStart"/>
+      <w:r>
+        <w:rPr>
+          <w:rStyle w:val="Strong"/>
+          <w:rFonts w:eastAsiaTheme="majorEastAsia"/>
+        </w:rPr>
+        <w:t>JobTitle</w:t>
+      </w:r>
+      <w:proofErr w:type="spellEnd"/>
+      <w:r>
+        <w:rPr>
+          <w:rStyle w:val="Strong"/>
+          <w:rFonts w:eastAsiaTheme="majorEastAsia"/>
+        </w:rPr>
+        <w:t xml:space="preserve">, </w:t>
+      </w:r>
+      <w:proofErr w:type="spellStart"/>
+      <w:r>
+        <w:rPr>
+          <w:rStyle w:val="Strong"/>
+          <w:rFonts w:eastAsiaTheme="majorEastAsia"/>
+        </w:rPr>
+        <w:t>UserActivity</w:t>
+      </w:r>
+      <w:proofErr w:type="spellEnd"/>
+      <w:r>
+        <w:br/>
+        <w:t>Job titles with metadata and logging user page activities.</w:t>
+      </w:r>
+    </w:p>
+    <w:p>
+      <w:pPr>
+        <w:pStyle w:val="NormalWeb"/>
+        <w:numPr>
+          <w:ilvl w:val="0"/>
+          <w:numId w:val="12"/>
+        </w:numPr>
+      </w:pPr>
+      <w:r>
+        <w:rPr>
+          <w:rStyle w:val="Strong"/>
+          <w:rFonts w:eastAsiaTheme="majorEastAsia"/>
+        </w:rPr>
+        <w:t xml:space="preserve">Team, </w:t>
+      </w:r>
+      <w:proofErr w:type="spellStart"/>
+      <w:r>
+        <w:rPr>
+          <w:rStyle w:val="Strong"/>
+          <w:rFonts w:eastAsiaTheme="majorEastAsia"/>
+        </w:rPr>
+        <w:t>TeamLeader</w:t>
+      </w:r>
+      <w:proofErr w:type="spellEnd"/>
+      <w:r>
+        <w:rPr>
+          <w:rStyle w:val="Strong"/>
+          <w:rFonts w:eastAsiaTheme="majorEastAsia"/>
+        </w:rPr>
+        <w:t xml:space="preserve">, </w:t>
+      </w:r>
+      <w:proofErr w:type="spellStart"/>
+      <w:r>
+        <w:rPr>
+          <w:rStyle w:val="Strong"/>
+          <w:rFonts w:eastAsiaTheme="majorEastAsia"/>
+        </w:rPr>
+        <w:t>TeamMember</w:t>
+      </w:r>
+      <w:proofErr w:type="spellEnd"/>
+      <w:r>
+        <w:rPr>
+          <w:rStyle w:val="Strong"/>
+          <w:rFonts w:eastAsiaTheme="majorEastAsia"/>
+        </w:rPr>
+        <w:t xml:space="preserve">, </w:t>
+      </w:r>
+      <w:proofErr w:type="spellStart"/>
+      <w:r>
+        <w:rPr>
+          <w:rStyle w:val="Strong"/>
+          <w:rFonts w:eastAsiaTheme="majorEastAsia"/>
+        </w:rPr>
+        <w:t>TeamLocation</w:t>
+      </w:r>
+      <w:proofErr w:type="spellEnd"/>
+      <w:r>
+        <w:br/>
+        <w:t>Teams with leaders, members, and associated locations.</w:t>
+      </w:r>
+    </w:p>
+    <w:p>
+      <w:pPr>
+        <w:pStyle w:val="NormalWeb"/>
+        <w:numPr>
+          <w:ilvl w:val="0"/>
+          <w:numId w:val="12"/>
+        </w:numPr>
+      </w:pPr>
+      <w:r>
+        <w:rPr>
+          <w:rStyle w:val="Strong"/>
+          <w:rFonts w:eastAsiaTheme="majorEastAsia"/>
+        </w:rPr>
+        <w:t>Leave, Holiday, Reminder</w:t>
+      </w:r>
+      <w:r>
+        <w:br/>
+        <w:t>Leave requests and approval workflows, holiday records, and reminders for users.</w:t>
+      </w:r>
+    </w:p>
+    <w:p>
+      <w:pPr>
+        <w:pStyle w:val="NormalWeb"/>
+        <w:numPr>
+          <w:ilvl w:val="0"/>
+          <w:numId w:val="12"/>
+        </w:numPr>
+      </w:pPr>
       <w:proofErr w:type="gramStart"/>
       <w:r>
-        <w:t>action</w:t>
+        <w:rPr>
+          <w:rStyle w:val="Strong"/>
+          <w:rFonts w:eastAsiaTheme="majorEastAsia"/>
+        </w:rPr>
+        <w:t>pages</w:t>
       </w:r>
       <w:proofErr w:type="gramEnd"/>
       <w:r>
-        <w:t xml:space="preserve">    String?</w:t>
-      </w:r>
-      <w:r>
         <w:br/>
+        <w:t>Simple model possibly to manage page notes or metadata.</w:t>
+      </w:r>
+    </w:p>
+    <w:p>
+      <w:r>
+        <w:lastRenderedPageBreak/>
+        <w:pict w14:anchorId="23F6653D">
+          <v:rect id="_x0000_i1035" style="width:0;height:1.5pt" o:hralign="center" o:hrstd="t" o:hr="t" fillcolor="#a0a0a0" stroked="f"/>
+        </w:pict>
+      </w:r>
+    </w:p>
+    <w:p>
+      <w:pPr>
+        <w:pStyle w:val="Heading2"/>
+      </w:pPr>
+      <w:r>
+        <w:t>Notable Design Aspects</w:t>
+      </w:r>
+    </w:p>
+    <w:p>
+      <w:pPr>
+        <w:pStyle w:val="NormalWeb"/>
+        <w:numPr>
+          <w:ilvl w:val="0"/>
+          <w:numId w:val="13"/>
+        </w:numPr>
+      </w:pPr>
+      <w:r>
+        <w:rPr>
+          <w:rStyle w:val="Strong"/>
+          <w:rFonts w:eastAsiaTheme="majorEastAsia"/>
+        </w:rPr>
+        <w:t>Comprehensive relations</w:t>
+      </w:r>
+      <w:proofErr w:type="gramStart"/>
+      <w:r>
+        <w:rPr>
+          <w:rStyle w:val="Strong"/>
+          <w:rFonts w:eastAsiaTheme="majorEastAsia"/>
+        </w:rPr>
+        <w:t>:</w:t>
+      </w:r>
+      <w:proofErr w:type="gramEnd"/>
+      <w:r>
+        <w:br/>
+        <w:t xml:space="preserve">Most entities are connected with foreign keys and </w:t>
       </w:r>
       <w:proofErr w:type="spellStart"/>
+      <w:r>
+        <w:t>Prisma</w:t>
+      </w:r>
+      <w:proofErr w:type="spellEnd"/>
+      <w:r>
+        <w:t xml:space="preserve"> relations for strong data integrity.</w:t>
+      </w:r>
+    </w:p>
+    <w:p>
+      <w:pPr>
+        <w:pStyle w:val="NormalWeb"/>
+        <w:numPr>
+          <w:ilvl w:val="0"/>
+          <w:numId w:val="13"/>
+        </w:numPr>
+      </w:pPr>
+      <w:r>
+        <w:rPr>
+          <w:rStyle w:val="Strong"/>
+          <w:rFonts w:eastAsiaTheme="majorEastAsia"/>
+        </w:rPr>
+        <w:t xml:space="preserve">Many-to-many relations </w:t>
+      </w:r>
+      <w:proofErr w:type="spellStart"/>
+      <w:r>
+        <w:rPr>
+          <w:rStyle w:val="Strong"/>
+          <w:rFonts w:eastAsiaTheme="majorEastAsia"/>
+        </w:rPr>
+        <w:t>modeled</w:t>
+      </w:r>
+      <w:proofErr w:type="spellEnd"/>
+      <w:r>
+        <w:rPr>
+          <w:rStyle w:val="Strong"/>
+          <w:rFonts w:eastAsiaTheme="majorEastAsia"/>
+        </w:rPr>
+        <w:t xml:space="preserve"> via join tables</w:t>
+      </w:r>
       <w:proofErr w:type="gramStart"/>
       <w:r>
-        <w:t>cpu</w:t>
+        <w:rPr>
+          <w:rStyle w:val="Strong"/>
+          <w:rFonts w:eastAsiaTheme="majorEastAsia"/>
+        </w:rPr>
+        <w:t>:</w:t>
+      </w:r>
+      <w:proofErr w:type="gramEnd"/>
+      <w:r>
+        <w:br/>
+        <w:t xml:space="preserve">E.g., </w:t>
+      </w:r>
+      <w:proofErr w:type="spellStart"/>
+      <w:r>
+        <w:t>DeviceUser</w:t>
       </w:r>
       <w:proofErr w:type="spellEnd"/>
+      <w:r>
+        <w:t xml:space="preserve"> for devices/users, </w:t>
+      </w:r>
+      <w:proofErr w:type="spellStart"/>
+      <w:r>
+        <w:t>GroupMember</w:t>
+      </w:r>
+      <w:proofErr w:type="spellEnd"/>
+      <w:r>
+        <w:t xml:space="preserve"> for group membership, </w:t>
+      </w:r>
+      <w:proofErr w:type="spellStart"/>
+      <w:r>
+        <w:t>UserEmailTemplate</w:t>
+      </w:r>
+      <w:proofErr w:type="spellEnd"/>
+      <w:r>
+        <w:t xml:space="preserve"> for email templates assigned to users.</w:t>
+      </w:r>
+    </w:p>
+    <w:p>
+      <w:pPr>
+        <w:pStyle w:val="NormalWeb"/>
+        <w:numPr>
+          <w:ilvl w:val="0"/>
+          <w:numId w:val="13"/>
+        </w:numPr>
+      </w:pPr>
+      <w:r>
+        <w:rPr>
+          <w:rStyle w:val="Strong"/>
+          <w:rFonts w:eastAsiaTheme="majorEastAsia"/>
+        </w:rPr>
+        <w:t>Role management</w:t>
+      </w:r>
+      <w:proofErr w:type="gramStart"/>
+      <w:r>
+        <w:rPr>
+          <w:rStyle w:val="Strong"/>
+          <w:rFonts w:eastAsiaTheme="majorEastAsia"/>
+        </w:rPr>
+        <w:t>:</w:t>
+      </w:r>
       <w:proofErr w:type="gramEnd"/>
       <w:r>
-        <w:t xml:space="preserve">       Float?</w:t>
-      </w:r>
-      <w:r>
         <w:br/>
+        <w:t>Both string arrays for roles (likely for simple role checking) and explicit Role entities linked to users allow flexibility.</w:t>
+      </w:r>
+    </w:p>
+    <w:p>
+      <w:pPr>
+        <w:pStyle w:val="NormalWeb"/>
+        <w:numPr>
+          <w:ilvl w:val="0"/>
+          <w:numId w:val="13"/>
+        </w:numPr>
+      </w:pPr>
+      <w:r>
+        <w:rPr>
+          <w:rStyle w:val="Strong"/>
+          <w:rFonts w:eastAsiaTheme="majorEastAsia"/>
+        </w:rPr>
+        <w:t>Audit and history</w:t>
       </w:r>
       <w:proofErr w:type="gramStart"/>
       <w:r>
-        <w:t>mem</w:t>
+        <w:rPr>
+          <w:rStyle w:val="Strong"/>
+          <w:rFonts w:eastAsiaTheme="majorEastAsia"/>
+        </w:rPr>
+        <w:t>:</w:t>
       </w:r>
       <w:proofErr w:type="gramEnd"/>
       <w:r>
-        <w:t xml:space="preserve">       Float?</w:t>
-      </w:r>
-      <w:r>
         <w:br/>
+        <w:t xml:space="preserve">Use of </w:t>
+      </w:r>
+      <w:proofErr w:type="spellStart"/>
+      <w:r>
+        <w:rPr>
+          <w:rStyle w:val="HTMLCode"/>
+          <w:rFonts w:eastAsiaTheme="majorEastAsia"/>
+        </w:rPr>
+        <w:t>createdAt</w:t>
+      </w:r>
+      <w:proofErr w:type="spellEnd"/>
+      <w:r>
+        <w:t xml:space="preserve"> and </w:t>
+      </w:r>
+      <w:proofErr w:type="spellStart"/>
+      <w:r>
+        <w:rPr>
+          <w:rStyle w:val="HTMLCode"/>
+          <w:rFonts w:eastAsiaTheme="majorEastAsia"/>
+        </w:rPr>
+        <w:t>updatedAt</w:t>
+      </w:r>
+      <w:proofErr w:type="spellEnd"/>
+      <w:r>
+        <w:t xml:space="preserve"> timestamps, with some entities tracking soft delete or status fields for lifecycle management.</w:t>
+      </w:r>
+    </w:p>
+    <w:p>
+      <w:pPr>
+        <w:pStyle w:val="NormalWeb"/>
+        <w:numPr>
+          <w:ilvl w:val="0"/>
+          <w:numId w:val="13"/>
+        </w:numPr>
+      </w:pPr>
+      <w:proofErr w:type="spellStart"/>
+      <w:r>
+        <w:rPr>
+          <w:rStyle w:val="Strong"/>
+          <w:rFonts w:eastAsiaTheme="majorEastAsia"/>
+        </w:rPr>
+        <w:t>Enum</w:t>
+      </w:r>
+      <w:proofErr w:type="spellEnd"/>
+      <w:r>
+        <w:rPr>
+          <w:rStyle w:val="Strong"/>
+          <w:rFonts w:eastAsiaTheme="majorEastAsia"/>
+        </w:rPr>
+        <w:t xml:space="preserve"> usage</w:t>
       </w:r>
       <w:proofErr w:type="gramStart"/>
       <w:r>
-        <w:t>command</w:t>
+        <w:rPr>
+          <w:rStyle w:val="Strong"/>
+          <w:rFonts w:eastAsiaTheme="majorEastAsia"/>
+        </w:rPr>
+        <w:t>:</w:t>
       </w:r>
       <w:proofErr w:type="gramEnd"/>
       <w:r>
-        <w:t xml:space="preserve">   String?</w:t>
-      </w:r>
-      <w:r>
         <w:br/>
       </w:r>
-      <w:proofErr w:type="gramStart"/>
-      <w:r>
-        <w:t>port</w:t>
-      </w:r>
-      <w:proofErr w:type="gramEnd"/>
-      <w:r>
-        <w:t xml:space="preserve">      </w:t>
-      </w:r>
       <w:proofErr w:type="spellStart"/>
       <w:r>
-        <w:t>Int</w:t>
+        <w:t>Enums</w:t>
       </w:r>
       <w:proofErr w:type="spellEnd"/>
       <w:r>
-        <w:t>?</w:t>
-      </w:r>
-      <w:r>
-        <w:br/>
-      </w:r>
-      <w:proofErr w:type="spellStart"/>
-      <w:proofErr w:type="gramStart"/>
-      <w:r>
-        <w:t>ipAddress</w:t>
-      </w:r>
-      <w:proofErr w:type="spellEnd"/>
-      <w:proofErr w:type="gramEnd"/>
-      <w:r>
-        <w:t xml:space="preserve"> String?</w:t>
-      </w:r>
-    </w:p>
-    <w:p>
-      <w:r>
-        <w:t>}</w:t>
-      </w:r>
-    </w:p>
-    <w:p>
-      <w:r>
-        <w:t xml:space="preserve">For logging of </w:t>
-      </w:r>
-      <w:r>
-        <w:t xml:space="preserve">general </w:t>
-      </w:r>
-      <w:r>
-        <w:t>system informatio</w:t>
-      </w:r>
-      <w:r>
-        <w:t xml:space="preserve">n, login, logout ad </w:t>
-      </w:r>
-      <w:proofErr w:type="spellStart"/>
-      <w:proofErr w:type="gramStart"/>
-      <w:r>
-        <w:t>pid</w:t>
-      </w:r>
-      <w:proofErr w:type="spellEnd"/>
-      <w:proofErr w:type="gramEnd"/>
-      <w:r>
-        <w:t xml:space="preserve"> activities</w:t>
-      </w:r>
-    </w:p>
-    <w:p>
-      <w:proofErr w:type="gramStart"/>
-      <w:r>
-        <w:t>model</w:t>
-      </w:r>
-      <w:proofErr w:type="gramEnd"/>
-      <w:r>
-        <w:t xml:space="preserve"> </w:t>
-      </w:r>
-      <w:proofErr w:type="spellStart"/>
-      <w:r>
-        <w:t>auth</w:t>
-      </w:r>
-      <w:proofErr w:type="spellEnd"/>
-      <w:r>
-        <w:t xml:space="preserve"> {</w:t>
-      </w:r>
-    </w:p>
-    <w:p>
-      <w:pPr>
-        <w:ind w:left="120"/>
-      </w:pPr>
-      <w:proofErr w:type="gramStart"/>
-      <w:r>
-        <w:t>id</w:t>
-      </w:r>
-      <w:proofErr w:type="gramEnd"/>
-      <w:r>
-        <w:t xml:space="preserve">         </w:t>
-      </w:r>
-      <w:proofErr w:type="spellStart"/>
-      <w:r>
-        <w:t>Int</w:t>
-      </w:r>
-      <w:proofErr w:type="spellEnd"/>
-      <w:r>
-        <w:t xml:space="preserve">    </w:t>
-      </w:r>
-      <w:r>
-        <w:t xml:space="preserve">  @id @default(</w:t>
-      </w:r>
-      <w:proofErr w:type="spellStart"/>
-      <w:r>
-        <w:t>autoincrement</w:t>
-      </w:r>
-      <w:proofErr w:type="spellEnd"/>
-      <w:r>
-        <w:t>())</w:t>
-      </w:r>
-      <w:r>
-        <w:br/>
-      </w:r>
-      <w:r>
-        <w:t xml:space="preserve">timestamp  </w:t>
-      </w:r>
-      <w:proofErr w:type="spellStart"/>
-      <w:r>
-        <w:t>DateTime</w:t>
-      </w:r>
-      <w:proofErr w:type="spellEnd"/>
-      <w:r>
-        <w:t xml:space="preserve"> @default(now())</w:t>
-      </w:r>
-      <w:r>
-        <w:br/>
-        <w:t>username   String</w:t>
-      </w:r>
-      <w:r>
-        <w:br/>
-      </w:r>
-      <w:proofErr w:type="spellStart"/>
-      <w:r>
-        <w:t>log_entry</w:t>
-      </w:r>
-      <w:proofErr w:type="spellEnd"/>
-      <w:r>
-        <w:t xml:space="preserve">  String</w:t>
-      </w:r>
-    </w:p>
-    <w:p>
-      <w:r>
-        <w:t>}</w:t>
-      </w:r>
-    </w:p>
-    <w:p>
-      <w:r>
-        <w:t xml:space="preserve">Logging only based on the </w:t>
-      </w:r>
-      <w:proofErr w:type="spellStart"/>
-      <w:r>
-        <w:t>auth</w:t>
-      </w:r>
-      <w:proofErr w:type="spellEnd"/>
-      <w:r>
-        <w:t xml:space="preserve"> logs in </w:t>
-      </w:r>
-      <w:r>
-        <w:t>/</w:t>
-      </w:r>
-      <w:proofErr w:type="spellStart"/>
-      <w:r>
-        <w:t>var</w:t>
-      </w:r>
-      <w:proofErr w:type="spellEnd"/>
-      <w:r>
-        <w:t>/log/auth.log</w:t>
-      </w:r>
-      <w:r>
-        <w:t xml:space="preserve"> stored with /</w:t>
-      </w:r>
-      <w:proofErr w:type="spellStart"/>
-      <w:r>
-        <w:t>etc</w:t>
-      </w:r>
-      <w:proofErr w:type="spellEnd"/>
-      <w:r>
-        <w:t>/</w:t>
-      </w:r>
-      <w:proofErr w:type="spellStart"/>
-      <w:r>
-        <w:t>systemd</w:t>
-      </w:r>
-      <w:proofErr w:type="spellEnd"/>
-      <w:r>
-        <w:t>/system/</w:t>
-      </w:r>
-      <w:proofErr w:type="spellStart"/>
-      <w:r>
-        <w:t>auth_log_monitor.service</w:t>
-      </w:r>
-      <w:proofErr w:type="spellEnd"/>
-    </w:p>
-    <w:p>
-      <w:proofErr w:type="gramStart"/>
-      <w:r>
-        <w:t>model</w:t>
-      </w:r>
-      <w:proofErr w:type="gramEnd"/>
-      <w:r>
-        <w:t xml:space="preserve"> </w:t>
-      </w:r>
-      <w:proofErr w:type="spellStart"/>
-      <w:r>
-        <w:t>memory_usage</w:t>
-      </w:r>
-      <w:proofErr w:type="spellEnd"/>
-      <w:r>
-        <w:t>{</w:t>
-      </w:r>
-    </w:p>
-    <w:p>
-      <w:pPr>
-        <w:ind w:left="120"/>
-      </w:pPr>
-      <w:proofErr w:type="gramStart"/>
-      <w:r>
-        <w:t>id</w:t>
-      </w:r>
-      <w:proofErr w:type="gramEnd"/>
-      <w:r>
-        <w:t xml:space="preserve">         </w:t>
-      </w:r>
-      <w:proofErr w:type="spellStart"/>
-      <w:r>
-        <w:t>Int</w:t>
-      </w:r>
-      <w:proofErr w:type="spellEnd"/>
-      <w:r>
-        <w:t xml:space="preserve">      @id @default(</w:t>
-      </w:r>
-      <w:proofErr w:type="spellStart"/>
-      <w:r>
-        <w:t>autoincrement</w:t>
-      </w:r>
-      <w:proofErr w:type="spellEnd"/>
-      <w:r>
-        <w:t>())</w:t>
-      </w:r>
-      <w:r>
-        <w:br/>
-      </w:r>
-      <w:proofErr w:type="spellStart"/>
-      <w:r>
-        <w:t>total_memory</w:t>
-      </w:r>
-      <w:proofErr w:type="spellEnd"/>
-      <w:r>
-        <w:t xml:space="preserve"> </w:t>
-      </w:r>
-      <w:proofErr w:type="spellStart"/>
-      <w:r>
-        <w:t>BigInt</w:t>
-      </w:r>
-      <w:proofErr w:type="spellEnd"/>
-      <w:r>
-        <w:br/>
-      </w:r>
-      <w:proofErr w:type="spellStart"/>
-      <w:r>
-        <w:t>used_memory</w:t>
-      </w:r>
-      <w:proofErr w:type="spellEnd"/>
-      <w:r>
-        <w:t xml:space="preserve"> </w:t>
-      </w:r>
-      <w:proofErr w:type="spellStart"/>
-      <w:r>
-        <w:t>BigInt</w:t>
-      </w:r>
-      <w:proofErr w:type="spellEnd"/>
-      <w:r>
-        <w:br/>
-      </w:r>
-      <w:proofErr w:type="spellStart"/>
-      <w:r>
-        <w:t>free_memory</w:t>
-      </w:r>
-      <w:proofErr w:type="spellEnd"/>
-      <w:r>
-        <w:t xml:space="preserve"> </w:t>
-      </w:r>
-      <w:proofErr w:type="spellStart"/>
-      <w:r>
-        <w:t>BigInt</w:t>
-      </w:r>
-      <w:proofErr w:type="spellEnd"/>
-      <w:r>
-        <w:br/>
-      </w:r>
-      <w:proofErr w:type="spellStart"/>
-      <w:r>
-        <w:t>available_memory</w:t>
-      </w:r>
-      <w:proofErr w:type="spellEnd"/>
-      <w:r>
-        <w:t xml:space="preserve"> </w:t>
-      </w:r>
-      <w:proofErr w:type="spellStart"/>
-      <w:r>
-        <w:t>BigInt</w:t>
-      </w:r>
-      <w:proofErr w:type="spellEnd"/>
-      <w:r>
-        <w:br/>
-      </w:r>
-      <w:proofErr w:type="spellStart"/>
-      <w:r>
-        <w:t>percent_usage</w:t>
-      </w:r>
-      <w:proofErr w:type="spellEnd"/>
-      <w:r>
-        <w:t xml:space="preserve"> Float</w:t>
-      </w:r>
-      <w:r>
-        <w:br/>
-        <w:t>host  String?</w:t>
-      </w:r>
-      <w:r>
-        <w:br/>
-      </w:r>
-      <w:proofErr w:type="gramStart"/>
-      <w:r>
-        <w:t xml:space="preserve">time  </w:t>
-      </w:r>
-      <w:proofErr w:type="spellStart"/>
-      <w:r>
-        <w:t>DateTime</w:t>
-      </w:r>
-      <w:proofErr w:type="spellEnd"/>
-      <w:proofErr w:type="gramEnd"/>
-      <w:r>
-        <w:t xml:space="preserve"> @default(now())</w:t>
-      </w:r>
-    </w:p>
-    <w:p>
-      <w:r>
-        <w:t>}</w:t>
-      </w:r>
-    </w:p>
-    <w:p>
-      <w:r>
-        <w:t xml:space="preserve">Total memory usage used for the devices stored with </w:t>
-      </w:r>
-      <w:proofErr w:type="spellStart"/>
-      <w:r>
-        <w:t>psutils</w:t>
-      </w:r>
-      <w:proofErr w:type="spellEnd"/>
-    </w:p>
-    <w:p>
-      <w:proofErr w:type="gramStart"/>
-      <w:r>
+        <w:t xml:space="preserve"> are used for statuses (equipment, bids, leave, audit steps, phases), enforcing controlled vocabulary for key fields.</w:t>
+      </w:r>
+    </w:p>
+    <w:p>
+      <w:r>
+        <w:pict w14:anchorId="3E969E97">
+          <v:rect id="_x0000_i1036" style="width:0;height:1.5pt" o:hralign="center" o:hrstd="t" o:hr="t" fillcolor="#a0a0a0" stroked="f"/>
+        </w:pict>
+      </w:r>
+    </w:p>
+    <w:p>
+      <w:pPr>
+        <w:pStyle w:val="Heading2"/>
+      </w:pPr>
+      <w:r>
+        <w:t>Summary</w:t>
+      </w:r>
+    </w:p>
+    <w:p>
+      <w:pPr>
+        <w:pStyle w:val="NormalWeb"/>
+      </w:pPr>
+      <w:r>
+        <w:t>This is a large-scale, modular schema that integrates:</w:t>
+      </w:r>
+    </w:p>
+    <w:p>
+      <w:pPr>
+        <w:pStyle w:val="NormalWeb"/>
+        <w:numPr>
+          <w:ilvl w:val="0"/>
+          <w:numId w:val="14"/>
+        </w:numPr>
+      </w:pPr>
+      <w:r>
+        <w:t>IT/system monitoring (logs, alerts, commands)</w:t>
+      </w:r>
+    </w:p>
+    <w:p>
+      <w:pPr>
+        <w:pStyle w:val="NormalWeb"/>
+        <w:numPr>
+          <w:ilvl w:val="0"/>
+          <w:numId w:val="14"/>
+        </w:numPr>
+      </w:pPr>
+      <w:r>
+        <w:t>User and permission management</w:t>
+      </w:r>
+    </w:p>
+    <w:p>
+      <w:pPr>
+        <w:pStyle w:val="NormalWeb"/>
+        <w:numPr>
+          <w:ilvl w:val="0"/>
+          <w:numId w:val="14"/>
+        </w:numPr>
+      </w:pPr>
+      <w:r>
+        <w:t>Project and company management including complex bridge projects</w:t>
+      </w:r>
+    </w:p>
+    <w:p>
+      <w:pPr>
+        <w:pStyle w:val="NormalWeb"/>
+        <w:numPr>
+          <w:ilvl w:val="0"/>
+          <w:numId w:val="14"/>
+        </w:numPr>
+      </w:pPr>
+      <w:r>
+        <w:t>Equipment tracking and loaning</w:t>
+      </w:r>
+    </w:p>
+    <w:p>
+      <w:pPr>
+        <w:pStyle w:val="NormalWeb"/>
+        <w:numPr>
+          <w:ilvl w:val="0"/>
+          <w:numId w:val="14"/>
+        </w:numPr>
+      </w:pPr>
+      <w:r>
+        <w:t>Ticketing and support workflow</w:t>
+      </w:r>
+    </w:p>
+    <w:p>
+      <w:pPr>
+        <w:pStyle w:val="NormalWeb"/>
+        <w:numPr>
+          <w:ilvl w:val="0"/>
+          <w:numId w:val="14"/>
+        </w:numPr>
+      </w:pPr>
+      <w:r>
+        <w:t>Collaborative communication (groups, messages, polls)</w:t>
+      </w:r>
+    </w:p>
+    <w:p>
+      <w:pPr>
+        <w:pStyle w:val="NormalWeb"/>
+        <w:numPr>
+          <w:ilvl w:val="0"/>
+          <w:numId w:val="14"/>
+        </w:numPr>
+      </w:pPr>
+      <w:r>
+        <w:t>Feedback and survey collection</w:t>
+      </w:r>
+    </w:p>
+    <w:p>
+      <w:pPr>
+        <w:pStyle w:val="NormalWeb"/>
+        <w:numPr>
+          <w:ilvl w:val="0"/>
+          <w:numId w:val="14"/>
+        </w:numPr>
+      </w:pPr>
+      <w:r>
+        <w:t>Auditing and workflow step management</w:t>
+      </w:r>
+    </w:p>
+    <w:p>
+      <w:pPr>
+        <w:pStyle w:val="NormalWeb"/>
+        <w:numPr>
+          <w:ilvl w:val="0"/>
+          <w:numId w:val="14"/>
+        </w:numPr>
+      </w:pPr>
+      <w:r>
+        <w:t>Notifications and leave management</w:t>
+      </w:r>
+    </w:p>
+    <w:p>
+      <w:pPr>
+        <w:pStyle w:val="NormalWeb"/>
+      </w:pPr>
+      <w:r>
+        <w:t>It suits enterprise-level operational systems, especially in engineering/construction domains with strong IT infrastructure monitoring needs.</w:t>
+      </w:r>
+    </w:p>
+    <w:p>
+      <w:pPr>
+        <w:pStyle w:val="NormalWeb"/>
+      </w:pPr>
+      <w:r>
+        <w:rPr>
+          <w:noProof/>
+        </w:rPr>
         <w:lastRenderedPageBreak/>
-        <w:t>model</w:t>
-      </w:r>
-      <w:proofErr w:type="gramEnd"/>
-      <w:r>
-        <w:t xml:space="preserve"> </w:t>
-      </w:r>
-      <w:proofErr w:type="spellStart"/>
-      <w:r>
-        <w:t>system_metrics</w:t>
-      </w:r>
-      <w:proofErr w:type="spellEnd"/>
-      <w:r>
-        <w:t xml:space="preserve"> {</w:t>
-      </w:r>
-    </w:p>
-    <w:p>
-      <w:pPr>
-        <w:ind w:left="120"/>
-      </w:pPr>
-      <w:proofErr w:type="gramStart"/>
-      <w:r>
-        <w:t>id</w:t>
-      </w:r>
-      <w:proofErr w:type="gramEnd"/>
-      <w:r>
-        <w:t xml:space="preserve">         </w:t>
-      </w:r>
-      <w:proofErr w:type="spellStart"/>
-      <w:r>
-        <w:t>Int</w:t>
-      </w:r>
-      <w:proofErr w:type="spellEnd"/>
-      <w:r>
-        <w:t xml:space="preserve">    </w:t>
-      </w:r>
-      <w:r>
-        <w:t xml:space="preserve">  @id @default(</w:t>
-      </w:r>
-      <w:proofErr w:type="spellStart"/>
-      <w:r>
-        <w:t>autoincrement</w:t>
-      </w:r>
-      <w:proofErr w:type="spellEnd"/>
-      <w:r>
-        <w:t>())</w:t>
-      </w:r>
-      <w:r>
-        <w:br/>
-      </w:r>
-      <w:r>
-        <w:t xml:space="preserve">timestamp </w:t>
-      </w:r>
-      <w:proofErr w:type="spellStart"/>
-      <w:r>
-        <w:t>DateTime</w:t>
-      </w:r>
-      <w:proofErr w:type="spellEnd"/>
-      <w:r>
-        <w:t xml:space="preserve"> @default(now())</w:t>
-      </w:r>
-      <w:r>
-        <w:br/>
-      </w:r>
-      <w:proofErr w:type="spellStart"/>
-      <w:r>
-        <w:t>sensor_name</w:t>
-      </w:r>
-      <w:proofErr w:type="spellEnd"/>
-      <w:r>
-        <w:t xml:space="preserve"> String</w:t>
-      </w:r>
-      <w:r>
-        <w:br/>
-      </w:r>
-      <w:proofErr w:type="spellStart"/>
-      <w:r>
-        <w:t>value_type</w:t>
-      </w:r>
-      <w:proofErr w:type="spellEnd"/>
-      <w:r>
-        <w:t xml:space="preserve"> String</w:t>
-      </w:r>
-      <w:r>
-        <w:br/>
-        <w:t>value Float</w:t>
-      </w:r>
-      <w:r>
-        <w:br/>
-      </w:r>
-      <w:r>
-        <w:t>host  String</w:t>
-      </w:r>
-    </w:p>
-    <w:p>
-      <w:r>
-        <w:t>}</w:t>
-      </w:r>
-    </w:p>
-    <w:p>
-      <w:r>
-        <w:t xml:space="preserve">Logged using </w:t>
-      </w:r>
-      <w:proofErr w:type="spellStart"/>
-      <w:r>
-        <w:t>sudo</w:t>
-      </w:r>
-      <w:proofErr w:type="spellEnd"/>
-      <w:r>
-        <w:t xml:space="preserve"> apt install lm-sensors</w:t>
-      </w:r>
-    </w:p>
-    <w:p>
-      <w:proofErr w:type="gramStart"/>
-      <w:r>
-        <w:t>model</w:t>
-      </w:r>
-      <w:proofErr w:type="gramEnd"/>
-      <w:r>
-        <w:t xml:space="preserve"> notes{</w:t>
-      </w:r>
-    </w:p>
-    <w:p>
-      <w:pPr>
-        <w:ind w:left="120"/>
-      </w:pPr>
-      <w:proofErr w:type="gramStart"/>
-      <w:r>
-        <w:t>id</w:t>
-      </w:r>
-      <w:proofErr w:type="gramEnd"/>
-      <w:r>
-        <w:t xml:space="preserve">         </w:t>
-      </w:r>
-      <w:proofErr w:type="spellStart"/>
-      <w:r>
-        <w:t>Int</w:t>
-      </w:r>
-      <w:proofErr w:type="spellEnd"/>
-      <w:r>
-        <w:t xml:space="preserve">    </w:t>
-      </w:r>
-      <w:r>
-        <w:t xml:space="preserve">  @id @default(</w:t>
-      </w:r>
-      <w:proofErr w:type="spellStart"/>
-      <w:r>
-        <w:t>autoincrement</w:t>
-      </w:r>
-      <w:proofErr w:type="spellEnd"/>
-      <w:r>
-        <w:t>())</w:t>
-      </w:r>
-      <w:r>
-        <w:br/>
-      </w:r>
-      <w:r>
-        <w:t>title      String</w:t>
-      </w:r>
-      <w:r>
-        <w:br/>
-      </w:r>
-      <w:r>
-        <w:t xml:space="preserve">time       </w:t>
-      </w:r>
-      <w:proofErr w:type="spellStart"/>
-      <w:r>
-        <w:t>DateTim</w:t>
-      </w:r>
-      <w:r>
-        <w:t>e</w:t>
-      </w:r>
-      <w:proofErr w:type="spellEnd"/>
-      <w:r>
-        <w:t xml:space="preserve"> @default(now())</w:t>
-      </w:r>
-      <w:r>
-        <w:br/>
-      </w:r>
-      <w:r>
-        <w:t>description String</w:t>
-      </w:r>
-    </w:p>
-    <w:p>
-      <w:r>
-        <w:t>}</w:t>
-      </w:r>
-    </w:p>
-    <w:p>
-      <w:r>
-        <w:t>For storing of notes related to deployment</w:t>
-      </w:r>
-    </w:p>
-    <w:p>
-      <w:proofErr w:type="gramStart"/>
-      <w:r>
-        <w:t>model</w:t>
-      </w:r>
-      <w:proofErr w:type="gramEnd"/>
-      <w:r>
-        <w:t xml:space="preserve"> devices{</w:t>
-      </w:r>
-    </w:p>
-    <w:p>
-      <w:pPr>
-        <w:ind w:left="120"/>
-      </w:pPr>
-      <w:proofErr w:type="gramStart"/>
-      <w:r>
-        <w:t>id</w:t>
-      </w:r>
-      <w:proofErr w:type="gramEnd"/>
-      <w:r>
-        <w:t xml:space="preserve">         </w:t>
-      </w:r>
-      <w:proofErr w:type="spellStart"/>
-      <w:r>
-        <w:t>Int</w:t>
-      </w:r>
-      <w:proofErr w:type="spellEnd"/>
-      <w:r>
-        <w:t xml:space="preserve">    </w:t>
-      </w:r>
-      <w:r>
-        <w:t xml:space="preserve">  @id @default(</w:t>
-      </w:r>
-      <w:proofErr w:type="spellStart"/>
-      <w:r>
-        <w:t>autoincrement</w:t>
-      </w:r>
-      <w:proofErr w:type="spellEnd"/>
-      <w:r>
-        <w:t>())</w:t>
-      </w:r>
-      <w:r>
-        <w:br/>
-      </w:r>
-      <w:r>
-        <w:t>name       String</w:t>
-      </w:r>
-      <w:r>
-        <w:br/>
-      </w:r>
-      <w:proofErr w:type="spellStart"/>
-      <w:r>
-        <w:t>ip_address</w:t>
-      </w:r>
-      <w:proofErr w:type="spellEnd"/>
-      <w:r>
-        <w:t xml:space="preserve"> String?</w:t>
-      </w:r>
-      <w:r>
-        <w:br/>
-      </w:r>
-      <w:proofErr w:type="spellStart"/>
-      <w:proofErr w:type="gramStart"/>
-      <w:r>
-        <w:t>mac_address</w:t>
-      </w:r>
-      <w:proofErr w:type="spellEnd"/>
-      <w:proofErr w:type="gramEnd"/>
-      <w:r>
-        <w:t xml:space="preserve"> String?|</w:t>
-      </w:r>
-      <w:r>
-        <w:br/>
-        <w:t>password   String?</w:t>
-      </w:r>
-      <w:r>
-        <w:br/>
-      </w:r>
-      <w:proofErr w:type="gramStart"/>
-      <w:r>
-        <w:t>time</w:t>
-      </w:r>
-      <w:proofErr w:type="gramEnd"/>
-      <w:r>
-        <w:t xml:space="preserve">       </w:t>
-      </w:r>
-      <w:proofErr w:type="spellStart"/>
-      <w:r>
-        <w:t>DateTime</w:t>
-      </w:r>
-      <w:proofErr w:type="spellEnd"/>
-      <w:r>
-        <w:t xml:space="preserve"> @default(now())</w:t>
-      </w:r>
-      <w:r>
-        <w:br/>
-      </w:r>
-      <w:r>
-        <w:t>notes      String</w:t>
-      </w:r>
-    </w:p>
-    <w:p>
-      <w:r>
-        <w:t>}</w:t>
-      </w:r>
-    </w:p>
-    <w:p>
-      <w:r>
-        <w:t>Storing of devices information</w:t>
-      </w:r>
-    </w:p>
+        <w:drawing>
+          <wp:inline distT="0" distB="0" distL="0" distR="0" wp14:anchorId="159AA47E" wp14:editId="28B588B7">
+            <wp:extent cx="6408794" cy="3043675"/>
+            <wp:effectExtent l="0" t="0" r="0" b="4445"/>
+            <wp:docPr id="2" name="Picture 2" descr="C:\Users\sven.tan.YWLSG217\Pictures\Screenshots\屏幕截图 2025-05-27 105643.png"/>
+            <wp:cNvGraphicFramePr>
+              <a:graphicFrameLocks xmlns:a="http://schemas.openxmlformats.org/drawingml/2006/main" noChangeAspect="1"/>
+            </wp:cNvGraphicFramePr>
+            <a:graphic xmlns:a="http://schemas.openxmlformats.org/drawingml/2006/main">
+              <a:graphicData uri="http://schemas.openxmlformats.org/drawingml/2006/picture">
+                <pic:pic xmlns:pic="http://schemas.openxmlformats.org/drawingml/2006/picture">
+                  <pic:nvPicPr>
+                    <pic:cNvPr id="0" name="Picture 8" descr="C:\Users\sven.tan.YWLSG217\Pictures\Screenshots\屏幕截图 2025-05-27 105643.png"/>
+                    <pic:cNvPicPr>
+                      <a:picLocks noChangeAspect="1" noChangeArrowheads="1"/>
+                    </pic:cNvPicPr>
+                  </pic:nvPicPr>
+                  <pic:blipFill>
+                    <a:blip r:embed="rId10" cstate="print">
+                      <a:extLst>
+                        <a:ext uri="{28A0092B-C50C-407E-A947-70E740481C1C}">
+                          <a14:useLocalDpi xmlns:a14="http://schemas.microsoft.com/office/drawing/2010/main" val="0"/>
+                        </a:ext>
+                      </a:extLst>
+                    </a:blip>
+                    <a:srcRect/>
+                    <a:stretch>
+                      <a:fillRect/>
+                    </a:stretch>
+                  </pic:blipFill>
+                  <pic:spPr bwMode="auto">
+                    <a:xfrm>
+                      <a:off x="0" y="0"/>
+                      <a:ext cx="6437323" cy="3057224"/>
+                    </a:xfrm>
+                    <a:prstGeom prst="rect">
+                      <a:avLst/>
+                    </a:prstGeom>
+                    <a:noFill/>
+                    <a:ln>
+                      <a:noFill/>
+                    </a:ln>
+                  </pic:spPr>
+                </pic:pic>
+              </a:graphicData>
+            </a:graphic>
+          </wp:inline>
+        </w:drawing>
+      </w:r>
+    </w:p>
+    <w:p/>
     <w:p>
       <w:pPr>
         <w:pStyle w:val="Heading2"/>
@@ -6506,7 +7628,6 @@
         <w:rPr>
           <w:rFonts w:hint="eastAsia"/>
         </w:rPr>
-        <w:lastRenderedPageBreak/>
         <w:t>UI Design</w:t>
       </w:r>
       <w:bookmarkEnd w:id="26"/>
@@ -6613,6 +7734,7 @@
       </w:r>
       <w:proofErr w:type="spellStart"/>
       <w:r>
+        <w:lastRenderedPageBreak/>
         <w:t>Prisma</w:t>
       </w:r>
       <w:proofErr w:type="spellEnd"/>
@@ -6909,7 +8031,6 @@
         <w:rPr>
           <w:rFonts w:hint="eastAsia"/>
         </w:rPr>
-        <w:lastRenderedPageBreak/>
         <w:t>Coding Standards</w:t>
       </w:r>
       <w:bookmarkEnd w:id="30"/>
@@ -7061,6 +8182,7 @@
       </w:pPr>
       <w:bookmarkStart w:id="32" w:name="_Toc163479901"/>
       <w:r>
+        <w:lastRenderedPageBreak/>
         <w:t>T</w:t>
       </w:r>
       <w:r>
@@ -7265,7 +8387,6 @@
       </w:pPr>
       <w:bookmarkStart w:id="38" w:name="_Toc163479907"/>
       <w:r>
-        <w:lastRenderedPageBreak/>
         <w:t>D</w:t>
       </w:r>
       <w:r>
@@ -7413,6 +8534,7 @@
       </w:pPr>
       <w:bookmarkStart w:id="43" w:name="_Toc163479912"/>
       <w:r>
+        <w:lastRenderedPageBreak/>
         <w:t>Summary and Evaluation</w:t>
       </w:r>
       <w:bookmarkEnd w:id="43"/>
@@ -7483,8 +8605,8 @@
     <w:p/>
     <w:p/>
     <w:sectPr>
-      <w:headerReference w:type="default" r:id="rId10"/>
-      <w:footerReference w:type="default" r:id="rId11"/>
+      <w:headerReference w:type="default" r:id="rId11"/>
+      <w:footerReference w:type="default" r:id="rId12"/>
       <w:pgSz w:w="12240" w:h="15840"/>
       <w:pgMar w:top="1440" w:right="1800" w:bottom="1440" w:left="1800" w:header="720" w:footer="720" w:gutter="0"/>
       <w:cols w:space="720"/>
@@ -7530,6 +8652,7 @@
         <w:docPartUnique/>
       </w:docPartObj>
     </w:sdtPr>
+    <w:sdtEndPr/>
     <w:sdtContent>
       <w:p>
         <w:pPr>
@@ -7570,7 +8693,7 @@
             <w:sz w:val="24"/>
             <w:szCs w:val="24"/>
           </w:rPr>
-          <w:t>9</w:t>
+          <w:t>4</w:t>
         </w:r>
         <w:r>
           <w:rPr>
@@ -7614,7 +8737,7 @@
             <w:sz w:val="24"/>
             <w:szCs w:val="24"/>
           </w:rPr>
-          <w:t>9</w:t>
+          <w:t>12</w:t>
         </w:r>
         <w:r>
           <w:rPr>
@@ -7693,6 +8816,1049 @@
 <file path=word/numbering.xml><?xml version="1.0" encoding="utf-8"?>
 <w:numbering xmlns:wpc="http://schemas.microsoft.com/office/word/2010/wordprocessingCanvas" xmlns:mc="http://schemas.openxmlformats.org/markup-compatibility/2006" xmlns:o="urn:schemas-microsoft-com:office:office" xmlns:r="http://schemas.openxmlformats.org/officeDocument/2006/relationships" xmlns:m="http://schemas.openxmlformats.org/officeDocument/2006/math" xmlns:v="urn:schemas-microsoft-com:vml" xmlns:wp14="http://schemas.microsoft.com/office/word/2010/wordprocessingDrawing" xmlns:wp="http://schemas.openxmlformats.org/drawingml/2006/wordprocessingDrawing" xmlns:w10="urn:schemas-microsoft-com:office:word" xmlns:w="http://schemas.openxmlformats.org/wordprocessingml/2006/main" xmlns:w14="http://schemas.microsoft.com/office/word/2010/wordml" xmlns:w15="http://schemas.microsoft.com/office/word/2012/wordml" xmlns:wpg="http://schemas.microsoft.com/office/word/2010/wordprocessingGroup" xmlns:wpi="http://schemas.microsoft.com/office/word/2010/wordprocessingInk" xmlns:wne="http://schemas.microsoft.com/office/word/2006/wordml" xmlns:wps="http://schemas.microsoft.com/office/word/2010/wordprocessingShape" mc:Ignorable="w14 w15 wp14">
   <w:abstractNum w:abstractNumId="0" w15:restartNumberingAfterBreak="0">
+    <w:nsid w:val="00631751"/>
+    <w:multiLevelType w:val="multilevel"/>
+    <w:tmpl w:val="7F765EDC"/>
+    <w:lvl w:ilvl="0">
+      <w:start w:val="1"/>
+      <w:numFmt w:val="bullet"/>
+      <w:lvlText w:val=""/>
+      <w:lvlJc w:val="left"/>
+      <w:pPr>
+        <w:tabs>
+          <w:tab w:val="num" w:pos="720"/>
+        </w:tabs>
+        <w:ind w:left="720" w:hanging="360"/>
+      </w:pPr>
+      <w:rPr>
+        <w:rFonts w:ascii="Symbol" w:hAnsi="Symbol" w:hint="default"/>
+        <w:sz w:val="20"/>
+      </w:rPr>
+    </w:lvl>
+    <w:lvl w:ilvl="1" w:tentative="1">
+      <w:start w:val="1"/>
+      <w:numFmt w:val="bullet"/>
+      <w:lvlText w:val="o"/>
+      <w:lvlJc w:val="left"/>
+      <w:pPr>
+        <w:tabs>
+          <w:tab w:val="num" w:pos="1440"/>
+        </w:tabs>
+        <w:ind w:left="1440" w:hanging="360"/>
+      </w:pPr>
+      <w:rPr>
+        <w:rFonts w:ascii="Courier New" w:hAnsi="Courier New" w:hint="default"/>
+        <w:sz w:val="20"/>
+      </w:rPr>
+    </w:lvl>
+    <w:lvl w:ilvl="2" w:tentative="1">
+      <w:start w:val="1"/>
+      <w:numFmt w:val="bullet"/>
+      <w:lvlText w:val=""/>
+      <w:lvlJc w:val="left"/>
+      <w:pPr>
+        <w:tabs>
+          <w:tab w:val="num" w:pos="2160"/>
+        </w:tabs>
+        <w:ind w:left="2160" w:hanging="360"/>
+      </w:pPr>
+      <w:rPr>
+        <w:rFonts w:ascii="Wingdings" w:hAnsi="Wingdings" w:hint="default"/>
+        <w:sz w:val="20"/>
+      </w:rPr>
+    </w:lvl>
+    <w:lvl w:ilvl="3" w:tentative="1">
+      <w:start w:val="1"/>
+      <w:numFmt w:val="bullet"/>
+      <w:lvlText w:val=""/>
+      <w:lvlJc w:val="left"/>
+      <w:pPr>
+        <w:tabs>
+          <w:tab w:val="num" w:pos="2880"/>
+        </w:tabs>
+        <w:ind w:left="2880" w:hanging="360"/>
+      </w:pPr>
+      <w:rPr>
+        <w:rFonts w:ascii="Wingdings" w:hAnsi="Wingdings" w:hint="default"/>
+        <w:sz w:val="20"/>
+      </w:rPr>
+    </w:lvl>
+    <w:lvl w:ilvl="4" w:tentative="1">
+      <w:start w:val="1"/>
+      <w:numFmt w:val="bullet"/>
+      <w:lvlText w:val=""/>
+      <w:lvlJc w:val="left"/>
+      <w:pPr>
+        <w:tabs>
+          <w:tab w:val="num" w:pos="3600"/>
+        </w:tabs>
+        <w:ind w:left="3600" w:hanging="360"/>
+      </w:pPr>
+      <w:rPr>
+        <w:rFonts w:ascii="Wingdings" w:hAnsi="Wingdings" w:hint="default"/>
+        <w:sz w:val="20"/>
+      </w:rPr>
+    </w:lvl>
+    <w:lvl w:ilvl="5" w:tentative="1">
+      <w:start w:val="1"/>
+      <w:numFmt w:val="bullet"/>
+      <w:lvlText w:val=""/>
+      <w:lvlJc w:val="left"/>
+      <w:pPr>
+        <w:tabs>
+          <w:tab w:val="num" w:pos="4320"/>
+        </w:tabs>
+        <w:ind w:left="4320" w:hanging="360"/>
+      </w:pPr>
+      <w:rPr>
+        <w:rFonts w:ascii="Wingdings" w:hAnsi="Wingdings" w:hint="default"/>
+        <w:sz w:val="20"/>
+      </w:rPr>
+    </w:lvl>
+    <w:lvl w:ilvl="6" w:tentative="1">
+      <w:start w:val="1"/>
+      <w:numFmt w:val="bullet"/>
+      <w:lvlText w:val=""/>
+      <w:lvlJc w:val="left"/>
+      <w:pPr>
+        <w:tabs>
+          <w:tab w:val="num" w:pos="5040"/>
+        </w:tabs>
+        <w:ind w:left="5040" w:hanging="360"/>
+      </w:pPr>
+      <w:rPr>
+        <w:rFonts w:ascii="Wingdings" w:hAnsi="Wingdings" w:hint="default"/>
+        <w:sz w:val="20"/>
+      </w:rPr>
+    </w:lvl>
+    <w:lvl w:ilvl="7" w:tentative="1">
+      <w:start w:val="1"/>
+      <w:numFmt w:val="bullet"/>
+      <w:lvlText w:val=""/>
+      <w:lvlJc w:val="left"/>
+      <w:pPr>
+        <w:tabs>
+          <w:tab w:val="num" w:pos="5760"/>
+        </w:tabs>
+        <w:ind w:left="5760" w:hanging="360"/>
+      </w:pPr>
+      <w:rPr>
+        <w:rFonts w:ascii="Wingdings" w:hAnsi="Wingdings" w:hint="default"/>
+        <w:sz w:val="20"/>
+      </w:rPr>
+    </w:lvl>
+    <w:lvl w:ilvl="8" w:tentative="1">
+      <w:start w:val="1"/>
+      <w:numFmt w:val="bullet"/>
+      <w:lvlText w:val=""/>
+      <w:lvlJc w:val="left"/>
+      <w:pPr>
+        <w:tabs>
+          <w:tab w:val="num" w:pos="6480"/>
+        </w:tabs>
+        <w:ind w:left="6480" w:hanging="360"/>
+      </w:pPr>
+      <w:rPr>
+        <w:rFonts w:ascii="Wingdings" w:hAnsi="Wingdings" w:hint="default"/>
+        <w:sz w:val="20"/>
+      </w:rPr>
+    </w:lvl>
+  </w:abstractNum>
+  <w:abstractNum w:abstractNumId="1" w15:restartNumberingAfterBreak="0">
+    <w:nsid w:val="0A4F307A"/>
+    <w:multiLevelType w:val="multilevel"/>
+    <w:tmpl w:val="FBF2370E"/>
+    <w:lvl w:ilvl="0">
+      <w:start w:val="1"/>
+      <w:numFmt w:val="bullet"/>
+      <w:lvlText w:val=""/>
+      <w:lvlJc w:val="left"/>
+      <w:pPr>
+        <w:tabs>
+          <w:tab w:val="num" w:pos="720"/>
+        </w:tabs>
+        <w:ind w:left="720" w:hanging="360"/>
+      </w:pPr>
+      <w:rPr>
+        <w:rFonts w:ascii="Symbol" w:hAnsi="Symbol" w:hint="default"/>
+        <w:sz w:val="20"/>
+      </w:rPr>
+    </w:lvl>
+    <w:lvl w:ilvl="1" w:tentative="1">
+      <w:start w:val="1"/>
+      <w:numFmt w:val="bullet"/>
+      <w:lvlText w:val="o"/>
+      <w:lvlJc w:val="left"/>
+      <w:pPr>
+        <w:tabs>
+          <w:tab w:val="num" w:pos="1440"/>
+        </w:tabs>
+        <w:ind w:left="1440" w:hanging="360"/>
+      </w:pPr>
+      <w:rPr>
+        <w:rFonts w:ascii="Courier New" w:hAnsi="Courier New" w:hint="default"/>
+        <w:sz w:val="20"/>
+      </w:rPr>
+    </w:lvl>
+    <w:lvl w:ilvl="2" w:tentative="1">
+      <w:start w:val="1"/>
+      <w:numFmt w:val="bullet"/>
+      <w:lvlText w:val=""/>
+      <w:lvlJc w:val="left"/>
+      <w:pPr>
+        <w:tabs>
+          <w:tab w:val="num" w:pos="2160"/>
+        </w:tabs>
+        <w:ind w:left="2160" w:hanging="360"/>
+      </w:pPr>
+      <w:rPr>
+        <w:rFonts w:ascii="Wingdings" w:hAnsi="Wingdings" w:hint="default"/>
+        <w:sz w:val="20"/>
+      </w:rPr>
+    </w:lvl>
+    <w:lvl w:ilvl="3" w:tentative="1">
+      <w:start w:val="1"/>
+      <w:numFmt w:val="bullet"/>
+      <w:lvlText w:val=""/>
+      <w:lvlJc w:val="left"/>
+      <w:pPr>
+        <w:tabs>
+          <w:tab w:val="num" w:pos="2880"/>
+        </w:tabs>
+        <w:ind w:left="2880" w:hanging="360"/>
+      </w:pPr>
+      <w:rPr>
+        <w:rFonts w:ascii="Wingdings" w:hAnsi="Wingdings" w:hint="default"/>
+        <w:sz w:val="20"/>
+      </w:rPr>
+    </w:lvl>
+    <w:lvl w:ilvl="4" w:tentative="1">
+      <w:start w:val="1"/>
+      <w:numFmt w:val="bullet"/>
+      <w:lvlText w:val=""/>
+      <w:lvlJc w:val="left"/>
+      <w:pPr>
+        <w:tabs>
+          <w:tab w:val="num" w:pos="3600"/>
+        </w:tabs>
+        <w:ind w:left="3600" w:hanging="360"/>
+      </w:pPr>
+      <w:rPr>
+        <w:rFonts w:ascii="Wingdings" w:hAnsi="Wingdings" w:hint="default"/>
+        <w:sz w:val="20"/>
+      </w:rPr>
+    </w:lvl>
+    <w:lvl w:ilvl="5" w:tentative="1">
+      <w:start w:val="1"/>
+      <w:numFmt w:val="bullet"/>
+      <w:lvlText w:val=""/>
+      <w:lvlJc w:val="left"/>
+      <w:pPr>
+        <w:tabs>
+          <w:tab w:val="num" w:pos="4320"/>
+        </w:tabs>
+        <w:ind w:left="4320" w:hanging="360"/>
+      </w:pPr>
+      <w:rPr>
+        <w:rFonts w:ascii="Wingdings" w:hAnsi="Wingdings" w:hint="default"/>
+        <w:sz w:val="20"/>
+      </w:rPr>
+    </w:lvl>
+    <w:lvl w:ilvl="6" w:tentative="1">
+      <w:start w:val="1"/>
+      <w:numFmt w:val="bullet"/>
+      <w:lvlText w:val=""/>
+      <w:lvlJc w:val="left"/>
+      <w:pPr>
+        <w:tabs>
+          <w:tab w:val="num" w:pos="5040"/>
+        </w:tabs>
+        <w:ind w:left="5040" w:hanging="360"/>
+      </w:pPr>
+      <w:rPr>
+        <w:rFonts w:ascii="Wingdings" w:hAnsi="Wingdings" w:hint="default"/>
+        <w:sz w:val="20"/>
+      </w:rPr>
+    </w:lvl>
+    <w:lvl w:ilvl="7" w:tentative="1">
+      <w:start w:val="1"/>
+      <w:numFmt w:val="bullet"/>
+      <w:lvlText w:val=""/>
+      <w:lvlJc w:val="left"/>
+      <w:pPr>
+        <w:tabs>
+          <w:tab w:val="num" w:pos="5760"/>
+        </w:tabs>
+        <w:ind w:left="5760" w:hanging="360"/>
+      </w:pPr>
+      <w:rPr>
+        <w:rFonts w:ascii="Wingdings" w:hAnsi="Wingdings" w:hint="default"/>
+        <w:sz w:val="20"/>
+      </w:rPr>
+    </w:lvl>
+    <w:lvl w:ilvl="8" w:tentative="1">
+      <w:start w:val="1"/>
+      <w:numFmt w:val="bullet"/>
+      <w:lvlText w:val=""/>
+      <w:lvlJc w:val="left"/>
+      <w:pPr>
+        <w:tabs>
+          <w:tab w:val="num" w:pos="6480"/>
+        </w:tabs>
+        <w:ind w:left="6480" w:hanging="360"/>
+      </w:pPr>
+      <w:rPr>
+        <w:rFonts w:ascii="Wingdings" w:hAnsi="Wingdings" w:hint="default"/>
+        <w:sz w:val="20"/>
+      </w:rPr>
+    </w:lvl>
+  </w:abstractNum>
+  <w:abstractNum w:abstractNumId="2" w15:restartNumberingAfterBreak="0">
+    <w:nsid w:val="0C3E4A93"/>
+    <w:multiLevelType w:val="multilevel"/>
+    <w:tmpl w:val="6F00C27A"/>
+    <w:lvl w:ilvl="0">
+      <w:start w:val="1"/>
+      <w:numFmt w:val="bullet"/>
+      <w:lvlText w:val=""/>
+      <w:lvlJc w:val="left"/>
+      <w:pPr>
+        <w:tabs>
+          <w:tab w:val="num" w:pos="720"/>
+        </w:tabs>
+        <w:ind w:left="720" w:hanging="360"/>
+      </w:pPr>
+      <w:rPr>
+        <w:rFonts w:ascii="Symbol" w:hAnsi="Symbol" w:hint="default"/>
+        <w:sz w:val="20"/>
+      </w:rPr>
+    </w:lvl>
+    <w:lvl w:ilvl="1" w:tentative="1">
+      <w:start w:val="1"/>
+      <w:numFmt w:val="bullet"/>
+      <w:lvlText w:val="o"/>
+      <w:lvlJc w:val="left"/>
+      <w:pPr>
+        <w:tabs>
+          <w:tab w:val="num" w:pos="1440"/>
+        </w:tabs>
+        <w:ind w:left="1440" w:hanging="360"/>
+      </w:pPr>
+      <w:rPr>
+        <w:rFonts w:ascii="Courier New" w:hAnsi="Courier New" w:hint="default"/>
+        <w:sz w:val="20"/>
+      </w:rPr>
+    </w:lvl>
+    <w:lvl w:ilvl="2" w:tentative="1">
+      <w:start w:val="1"/>
+      <w:numFmt w:val="bullet"/>
+      <w:lvlText w:val=""/>
+      <w:lvlJc w:val="left"/>
+      <w:pPr>
+        <w:tabs>
+          <w:tab w:val="num" w:pos="2160"/>
+        </w:tabs>
+        <w:ind w:left="2160" w:hanging="360"/>
+      </w:pPr>
+      <w:rPr>
+        <w:rFonts w:ascii="Wingdings" w:hAnsi="Wingdings" w:hint="default"/>
+        <w:sz w:val="20"/>
+      </w:rPr>
+    </w:lvl>
+    <w:lvl w:ilvl="3" w:tentative="1">
+      <w:start w:val="1"/>
+      <w:numFmt w:val="bullet"/>
+      <w:lvlText w:val=""/>
+      <w:lvlJc w:val="left"/>
+      <w:pPr>
+        <w:tabs>
+          <w:tab w:val="num" w:pos="2880"/>
+        </w:tabs>
+        <w:ind w:left="2880" w:hanging="360"/>
+      </w:pPr>
+      <w:rPr>
+        <w:rFonts w:ascii="Wingdings" w:hAnsi="Wingdings" w:hint="default"/>
+        <w:sz w:val="20"/>
+      </w:rPr>
+    </w:lvl>
+    <w:lvl w:ilvl="4" w:tentative="1">
+      <w:start w:val="1"/>
+      <w:numFmt w:val="bullet"/>
+      <w:lvlText w:val=""/>
+      <w:lvlJc w:val="left"/>
+      <w:pPr>
+        <w:tabs>
+          <w:tab w:val="num" w:pos="3600"/>
+        </w:tabs>
+        <w:ind w:left="3600" w:hanging="360"/>
+      </w:pPr>
+      <w:rPr>
+        <w:rFonts w:ascii="Wingdings" w:hAnsi="Wingdings" w:hint="default"/>
+        <w:sz w:val="20"/>
+      </w:rPr>
+    </w:lvl>
+    <w:lvl w:ilvl="5" w:tentative="1">
+      <w:start w:val="1"/>
+      <w:numFmt w:val="bullet"/>
+      <w:lvlText w:val=""/>
+      <w:lvlJc w:val="left"/>
+      <w:pPr>
+        <w:tabs>
+          <w:tab w:val="num" w:pos="4320"/>
+        </w:tabs>
+        <w:ind w:left="4320" w:hanging="360"/>
+      </w:pPr>
+      <w:rPr>
+        <w:rFonts w:ascii="Wingdings" w:hAnsi="Wingdings" w:hint="default"/>
+        <w:sz w:val="20"/>
+      </w:rPr>
+    </w:lvl>
+    <w:lvl w:ilvl="6" w:tentative="1">
+      <w:start w:val="1"/>
+      <w:numFmt w:val="bullet"/>
+      <w:lvlText w:val=""/>
+      <w:lvlJc w:val="left"/>
+      <w:pPr>
+        <w:tabs>
+          <w:tab w:val="num" w:pos="5040"/>
+        </w:tabs>
+        <w:ind w:left="5040" w:hanging="360"/>
+      </w:pPr>
+      <w:rPr>
+        <w:rFonts w:ascii="Wingdings" w:hAnsi="Wingdings" w:hint="default"/>
+        <w:sz w:val="20"/>
+      </w:rPr>
+    </w:lvl>
+    <w:lvl w:ilvl="7" w:tentative="1">
+      <w:start w:val="1"/>
+      <w:numFmt w:val="bullet"/>
+      <w:lvlText w:val=""/>
+      <w:lvlJc w:val="left"/>
+      <w:pPr>
+        <w:tabs>
+          <w:tab w:val="num" w:pos="5760"/>
+        </w:tabs>
+        <w:ind w:left="5760" w:hanging="360"/>
+      </w:pPr>
+      <w:rPr>
+        <w:rFonts w:ascii="Wingdings" w:hAnsi="Wingdings" w:hint="default"/>
+        <w:sz w:val="20"/>
+      </w:rPr>
+    </w:lvl>
+    <w:lvl w:ilvl="8" w:tentative="1">
+      <w:start w:val="1"/>
+      <w:numFmt w:val="bullet"/>
+      <w:lvlText w:val=""/>
+      <w:lvlJc w:val="left"/>
+      <w:pPr>
+        <w:tabs>
+          <w:tab w:val="num" w:pos="6480"/>
+        </w:tabs>
+        <w:ind w:left="6480" w:hanging="360"/>
+      </w:pPr>
+      <w:rPr>
+        <w:rFonts w:ascii="Wingdings" w:hAnsi="Wingdings" w:hint="default"/>
+        <w:sz w:val="20"/>
+      </w:rPr>
+    </w:lvl>
+  </w:abstractNum>
+  <w:abstractNum w:abstractNumId="3" w15:restartNumberingAfterBreak="0">
+    <w:nsid w:val="2CBF4D3E"/>
+    <w:multiLevelType w:val="multilevel"/>
+    <w:tmpl w:val="112660AA"/>
+    <w:lvl w:ilvl="0">
+      <w:start w:val="1"/>
+      <w:numFmt w:val="bullet"/>
+      <w:lvlText w:val=""/>
+      <w:lvlJc w:val="left"/>
+      <w:pPr>
+        <w:tabs>
+          <w:tab w:val="num" w:pos="720"/>
+        </w:tabs>
+        <w:ind w:left="720" w:hanging="360"/>
+      </w:pPr>
+      <w:rPr>
+        <w:rFonts w:ascii="Symbol" w:hAnsi="Symbol" w:hint="default"/>
+        <w:sz w:val="20"/>
+      </w:rPr>
+    </w:lvl>
+    <w:lvl w:ilvl="1" w:tentative="1">
+      <w:start w:val="1"/>
+      <w:numFmt w:val="bullet"/>
+      <w:lvlText w:val="o"/>
+      <w:lvlJc w:val="left"/>
+      <w:pPr>
+        <w:tabs>
+          <w:tab w:val="num" w:pos="1440"/>
+        </w:tabs>
+        <w:ind w:left="1440" w:hanging="360"/>
+      </w:pPr>
+      <w:rPr>
+        <w:rFonts w:ascii="Courier New" w:hAnsi="Courier New" w:hint="default"/>
+        <w:sz w:val="20"/>
+      </w:rPr>
+    </w:lvl>
+    <w:lvl w:ilvl="2" w:tentative="1">
+      <w:start w:val="1"/>
+      <w:numFmt w:val="bullet"/>
+      <w:lvlText w:val=""/>
+      <w:lvlJc w:val="left"/>
+      <w:pPr>
+        <w:tabs>
+          <w:tab w:val="num" w:pos="2160"/>
+        </w:tabs>
+        <w:ind w:left="2160" w:hanging="360"/>
+      </w:pPr>
+      <w:rPr>
+        <w:rFonts w:ascii="Wingdings" w:hAnsi="Wingdings" w:hint="default"/>
+        <w:sz w:val="20"/>
+      </w:rPr>
+    </w:lvl>
+    <w:lvl w:ilvl="3" w:tentative="1">
+      <w:start w:val="1"/>
+      <w:numFmt w:val="bullet"/>
+      <w:lvlText w:val=""/>
+      <w:lvlJc w:val="left"/>
+      <w:pPr>
+        <w:tabs>
+          <w:tab w:val="num" w:pos="2880"/>
+        </w:tabs>
+        <w:ind w:left="2880" w:hanging="360"/>
+      </w:pPr>
+      <w:rPr>
+        <w:rFonts w:ascii="Wingdings" w:hAnsi="Wingdings" w:hint="default"/>
+        <w:sz w:val="20"/>
+      </w:rPr>
+    </w:lvl>
+    <w:lvl w:ilvl="4" w:tentative="1">
+      <w:start w:val="1"/>
+      <w:numFmt w:val="bullet"/>
+      <w:lvlText w:val=""/>
+      <w:lvlJc w:val="left"/>
+      <w:pPr>
+        <w:tabs>
+          <w:tab w:val="num" w:pos="3600"/>
+        </w:tabs>
+        <w:ind w:left="3600" w:hanging="360"/>
+      </w:pPr>
+      <w:rPr>
+        <w:rFonts w:ascii="Wingdings" w:hAnsi="Wingdings" w:hint="default"/>
+        <w:sz w:val="20"/>
+      </w:rPr>
+    </w:lvl>
+    <w:lvl w:ilvl="5" w:tentative="1">
+      <w:start w:val="1"/>
+      <w:numFmt w:val="bullet"/>
+      <w:lvlText w:val=""/>
+      <w:lvlJc w:val="left"/>
+      <w:pPr>
+        <w:tabs>
+          <w:tab w:val="num" w:pos="4320"/>
+        </w:tabs>
+        <w:ind w:left="4320" w:hanging="360"/>
+      </w:pPr>
+      <w:rPr>
+        <w:rFonts w:ascii="Wingdings" w:hAnsi="Wingdings" w:hint="default"/>
+        <w:sz w:val="20"/>
+      </w:rPr>
+    </w:lvl>
+    <w:lvl w:ilvl="6" w:tentative="1">
+      <w:start w:val="1"/>
+      <w:numFmt w:val="bullet"/>
+      <w:lvlText w:val=""/>
+      <w:lvlJc w:val="left"/>
+      <w:pPr>
+        <w:tabs>
+          <w:tab w:val="num" w:pos="5040"/>
+        </w:tabs>
+        <w:ind w:left="5040" w:hanging="360"/>
+      </w:pPr>
+      <w:rPr>
+        <w:rFonts w:ascii="Wingdings" w:hAnsi="Wingdings" w:hint="default"/>
+        <w:sz w:val="20"/>
+      </w:rPr>
+    </w:lvl>
+    <w:lvl w:ilvl="7" w:tentative="1">
+      <w:start w:val="1"/>
+      <w:numFmt w:val="bullet"/>
+      <w:lvlText w:val=""/>
+      <w:lvlJc w:val="left"/>
+      <w:pPr>
+        <w:tabs>
+          <w:tab w:val="num" w:pos="5760"/>
+        </w:tabs>
+        <w:ind w:left="5760" w:hanging="360"/>
+      </w:pPr>
+      <w:rPr>
+        <w:rFonts w:ascii="Wingdings" w:hAnsi="Wingdings" w:hint="default"/>
+        <w:sz w:val="20"/>
+      </w:rPr>
+    </w:lvl>
+    <w:lvl w:ilvl="8" w:tentative="1">
+      <w:start w:val="1"/>
+      <w:numFmt w:val="bullet"/>
+      <w:lvlText w:val=""/>
+      <w:lvlJc w:val="left"/>
+      <w:pPr>
+        <w:tabs>
+          <w:tab w:val="num" w:pos="6480"/>
+        </w:tabs>
+        <w:ind w:left="6480" w:hanging="360"/>
+      </w:pPr>
+      <w:rPr>
+        <w:rFonts w:ascii="Wingdings" w:hAnsi="Wingdings" w:hint="default"/>
+        <w:sz w:val="20"/>
+      </w:rPr>
+    </w:lvl>
+  </w:abstractNum>
+  <w:abstractNum w:abstractNumId="4" w15:restartNumberingAfterBreak="0">
+    <w:nsid w:val="2E5535DD"/>
+    <w:multiLevelType w:val="multilevel"/>
+    <w:tmpl w:val="5A446D5E"/>
+    <w:lvl w:ilvl="0">
+      <w:start w:val="1"/>
+      <w:numFmt w:val="bullet"/>
+      <w:lvlText w:val=""/>
+      <w:lvlJc w:val="left"/>
+      <w:pPr>
+        <w:tabs>
+          <w:tab w:val="num" w:pos="720"/>
+        </w:tabs>
+        <w:ind w:left="720" w:hanging="360"/>
+      </w:pPr>
+      <w:rPr>
+        <w:rFonts w:ascii="Symbol" w:hAnsi="Symbol" w:hint="default"/>
+        <w:sz w:val="20"/>
+      </w:rPr>
+    </w:lvl>
+    <w:lvl w:ilvl="1" w:tentative="1">
+      <w:start w:val="1"/>
+      <w:numFmt w:val="bullet"/>
+      <w:lvlText w:val="o"/>
+      <w:lvlJc w:val="left"/>
+      <w:pPr>
+        <w:tabs>
+          <w:tab w:val="num" w:pos="1440"/>
+        </w:tabs>
+        <w:ind w:left="1440" w:hanging="360"/>
+      </w:pPr>
+      <w:rPr>
+        <w:rFonts w:ascii="Courier New" w:hAnsi="Courier New" w:hint="default"/>
+        <w:sz w:val="20"/>
+      </w:rPr>
+    </w:lvl>
+    <w:lvl w:ilvl="2" w:tentative="1">
+      <w:start w:val="1"/>
+      <w:numFmt w:val="bullet"/>
+      <w:lvlText w:val=""/>
+      <w:lvlJc w:val="left"/>
+      <w:pPr>
+        <w:tabs>
+          <w:tab w:val="num" w:pos="2160"/>
+        </w:tabs>
+        <w:ind w:left="2160" w:hanging="360"/>
+      </w:pPr>
+      <w:rPr>
+        <w:rFonts w:ascii="Wingdings" w:hAnsi="Wingdings" w:hint="default"/>
+        <w:sz w:val="20"/>
+      </w:rPr>
+    </w:lvl>
+    <w:lvl w:ilvl="3" w:tentative="1">
+      <w:start w:val="1"/>
+      <w:numFmt w:val="bullet"/>
+      <w:lvlText w:val=""/>
+      <w:lvlJc w:val="left"/>
+      <w:pPr>
+        <w:tabs>
+          <w:tab w:val="num" w:pos="2880"/>
+        </w:tabs>
+        <w:ind w:left="2880" w:hanging="360"/>
+      </w:pPr>
+      <w:rPr>
+        <w:rFonts w:ascii="Wingdings" w:hAnsi="Wingdings" w:hint="default"/>
+        <w:sz w:val="20"/>
+      </w:rPr>
+    </w:lvl>
+    <w:lvl w:ilvl="4" w:tentative="1">
+      <w:start w:val="1"/>
+      <w:numFmt w:val="bullet"/>
+      <w:lvlText w:val=""/>
+      <w:lvlJc w:val="left"/>
+      <w:pPr>
+        <w:tabs>
+          <w:tab w:val="num" w:pos="3600"/>
+        </w:tabs>
+        <w:ind w:left="3600" w:hanging="360"/>
+      </w:pPr>
+      <w:rPr>
+        <w:rFonts w:ascii="Wingdings" w:hAnsi="Wingdings" w:hint="default"/>
+        <w:sz w:val="20"/>
+      </w:rPr>
+    </w:lvl>
+    <w:lvl w:ilvl="5" w:tentative="1">
+      <w:start w:val="1"/>
+      <w:numFmt w:val="bullet"/>
+      <w:lvlText w:val=""/>
+      <w:lvlJc w:val="left"/>
+      <w:pPr>
+        <w:tabs>
+          <w:tab w:val="num" w:pos="4320"/>
+        </w:tabs>
+        <w:ind w:left="4320" w:hanging="360"/>
+      </w:pPr>
+      <w:rPr>
+        <w:rFonts w:ascii="Wingdings" w:hAnsi="Wingdings" w:hint="default"/>
+        <w:sz w:val="20"/>
+      </w:rPr>
+    </w:lvl>
+    <w:lvl w:ilvl="6" w:tentative="1">
+      <w:start w:val="1"/>
+      <w:numFmt w:val="bullet"/>
+      <w:lvlText w:val=""/>
+      <w:lvlJc w:val="left"/>
+      <w:pPr>
+        <w:tabs>
+          <w:tab w:val="num" w:pos="5040"/>
+        </w:tabs>
+        <w:ind w:left="5040" w:hanging="360"/>
+      </w:pPr>
+      <w:rPr>
+        <w:rFonts w:ascii="Wingdings" w:hAnsi="Wingdings" w:hint="default"/>
+        <w:sz w:val="20"/>
+      </w:rPr>
+    </w:lvl>
+    <w:lvl w:ilvl="7" w:tentative="1">
+      <w:start w:val="1"/>
+      <w:numFmt w:val="bullet"/>
+      <w:lvlText w:val=""/>
+      <w:lvlJc w:val="left"/>
+      <w:pPr>
+        <w:tabs>
+          <w:tab w:val="num" w:pos="5760"/>
+        </w:tabs>
+        <w:ind w:left="5760" w:hanging="360"/>
+      </w:pPr>
+      <w:rPr>
+        <w:rFonts w:ascii="Wingdings" w:hAnsi="Wingdings" w:hint="default"/>
+        <w:sz w:val="20"/>
+      </w:rPr>
+    </w:lvl>
+    <w:lvl w:ilvl="8" w:tentative="1">
+      <w:start w:val="1"/>
+      <w:numFmt w:val="bullet"/>
+      <w:lvlText w:val=""/>
+      <w:lvlJc w:val="left"/>
+      <w:pPr>
+        <w:tabs>
+          <w:tab w:val="num" w:pos="6480"/>
+        </w:tabs>
+        <w:ind w:left="6480" w:hanging="360"/>
+      </w:pPr>
+      <w:rPr>
+        <w:rFonts w:ascii="Wingdings" w:hAnsi="Wingdings" w:hint="default"/>
+        <w:sz w:val="20"/>
+      </w:rPr>
+    </w:lvl>
+  </w:abstractNum>
+  <w:abstractNum w:abstractNumId="5" w15:restartNumberingAfterBreak="0">
+    <w:nsid w:val="31887318"/>
+    <w:multiLevelType w:val="multilevel"/>
+    <w:tmpl w:val="485EAD0E"/>
+    <w:lvl w:ilvl="0">
+      <w:start w:val="1"/>
+      <w:numFmt w:val="bullet"/>
+      <w:lvlText w:val=""/>
+      <w:lvlJc w:val="left"/>
+      <w:pPr>
+        <w:tabs>
+          <w:tab w:val="num" w:pos="720"/>
+        </w:tabs>
+        <w:ind w:left="720" w:hanging="360"/>
+      </w:pPr>
+      <w:rPr>
+        <w:rFonts w:ascii="Symbol" w:hAnsi="Symbol" w:hint="default"/>
+        <w:sz w:val="20"/>
+      </w:rPr>
+    </w:lvl>
+    <w:lvl w:ilvl="1" w:tentative="1">
+      <w:start w:val="1"/>
+      <w:numFmt w:val="bullet"/>
+      <w:lvlText w:val="o"/>
+      <w:lvlJc w:val="left"/>
+      <w:pPr>
+        <w:tabs>
+          <w:tab w:val="num" w:pos="1440"/>
+        </w:tabs>
+        <w:ind w:left="1440" w:hanging="360"/>
+      </w:pPr>
+      <w:rPr>
+        <w:rFonts w:ascii="Courier New" w:hAnsi="Courier New" w:hint="default"/>
+        <w:sz w:val="20"/>
+      </w:rPr>
+    </w:lvl>
+    <w:lvl w:ilvl="2" w:tentative="1">
+      <w:start w:val="1"/>
+      <w:numFmt w:val="bullet"/>
+      <w:lvlText w:val=""/>
+      <w:lvlJc w:val="left"/>
+      <w:pPr>
+        <w:tabs>
+          <w:tab w:val="num" w:pos="2160"/>
+        </w:tabs>
+        <w:ind w:left="2160" w:hanging="360"/>
+      </w:pPr>
+      <w:rPr>
+        <w:rFonts w:ascii="Wingdings" w:hAnsi="Wingdings" w:hint="default"/>
+        <w:sz w:val="20"/>
+      </w:rPr>
+    </w:lvl>
+    <w:lvl w:ilvl="3" w:tentative="1">
+      <w:start w:val="1"/>
+      <w:numFmt w:val="bullet"/>
+      <w:lvlText w:val=""/>
+      <w:lvlJc w:val="left"/>
+      <w:pPr>
+        <w:tabs>
+          <w:tab w:val="num" w:pos="2880"/>
+        </w:tabs>
+        <w:ind w:left="2880" w:hanging="360"/>
+      </w:pPr>
+      <w:rPr>
+        <w:rFonts w:ascii="Wingdings" w:hAnsi="Wingdings" w:hint="default"/>
+        <w:sz w:val="20"/>
+      </w:rPr>
+    </w:lvl>
+    <w:lvl w:ilvl="4" w:tentative="1">
+      <w:start w:val="1"/>
+      <w:numFmt w:val="bullet"/>
+      <w:lvlText w:val=""/>
+      <w:lvlJc w:val="left"/>
+      <w:pPr>
+        <w:tabs>
+          <w:tab w:val="num" w:pos="3600"/>
+        </w:tabs>
+        <w:ind w:left="3600" w:hanging="360"/>
+      </w:pPr>
+      <w:rPr>
+        <w:rFonts w:ascii="Wingdings" w:hAnsi="Wingdings" w:hint="default"/>
+        <w:sz w:val="20"/>
+      </w:rPr>
+    </w:lvl>
+    <w:lvl w:ilvl="5" w:tentative="1">
+      <w:start w:val="1"/>
+      <w:numFmt w:val="bullet"/>
+      <w:lvlText w:val=""/>
+      <w:lvlJc w:val="left"/>
+      <w:pPr>
+        <w:tabs>
+          <w:tab w:val="num" w:pos="4320"/>
+        </w:tabs>
+        <w:ind w:left="4320" w:hanging="360"/>
+      </w:pPr>
+      <w:rPr>
+        <w:rFonts w:ascii="Wingdings" w:hAnsi="Wingdings" w:hint="default"/>
+        <w:sz w:val="20"/>
+      </w:rPr>
+    </w:lvl>
+    <w:lvl w:ilvl="6" w:tentative="1">
+      <w:start w:val="1"/>
+      <w:numFmt w:val="bullet"/>
+      <w:lvlText w:val=""/>
+      <w:lvlJc w:val="left"/>
+      <w:pPr>
+        <w:tabs>
+          <w:tab w:val="num" w:pos="5040"/>
+        </w:tabs>
+        <w:ind w:left="5040" w:hanging="360"/>
+      </w:pPr>
+      <w:rPr>
+        <w:rFonts w:ascii="Wingdings" w:hAnsi="Wingdings" w:hint="default"/>
+        <w:sz w:val="20"/>
+      </w:rPr>
+    </w:lvl>
+    <w:lvl w:ilvl="7" w:tentative="1">
+      <w:start w:val="1"/>
+      <w:numFmt w:val="bullet"/>
+      <w:lvlText w:val=""/>
+      <w:lvlJc w:val="left"/>
+      <w:pPr>
+        <w:tabs>
+          <w:tab w:val="num" w:pos="5760"/>
+        </w:tabs>
+        <w:ind w:left="5760" w:hanging="360"/>
+      </w:pPr>
+      <w:rPr>
+        <w:rFonts w:ascii="Wingdings" w:hAnsi="Wingdings" w:hint="default"/>
+        <w:sz w:val="20"/>
+      </w:rPr>
+    </w:lvl>
+    <w:lvl w:ilvl="8" w:tentative="1">
+      <w:start w:val="1"/>
+      <w:numFmt w:val="bullet"/>
+      <w:lvlText w:val=""/>
+      <w:lvlJc w:val="left"/>
+      <w:pPr>
+        <w:tabs>
+          <w:tab w:val="num" w:pos="6480"/>
+        </w:tabs>
+        <w:ind w:left="6480" w:hanging="360"/>
+      </w:pPr>
+      <w:rPr>
+        <w:rFonts w:ascii="Wingdings" w:hAnsi="Wingdings" w:hint="default"/>
+        <w:sz w:val="20"/>
+      </w:rPr>
+    </w:lvl>
+  </w:abstractNum>
+  <w:abstractNum w:abstractNumId="6" w15:restartNumberingAfterBreak="0">
+    <w:nsid w:val="340B36D3"/>
+    <w:multiLevelType w:val="multilevel"/>
+    <w:tmpl w:val="D778BC74"/>
+    <w:lvl w:ilvl="0">
+      <w:start w:val="1"/>
+      <w:numFmt w:val="bullet"/>
+      <w:lvlText w:val=""/>
+      <w:lvlJc w:val="left"/>
+      <w:pPr>
+        <w:tabs>
+          <w:tab w:val="num" w:pos="720"/>
+        </w:tabs>
+        <w:ind w:left="720" w:hanging="360"/>
+      </w:pPr>
+      <w:rPr>
+        <w:rFonts w:ascii="Symbol" w:hAnsi="Symbol" w:hint="default"/>
+        <w:sz w:val="20"/>
+      </w:rPr>
+    </w:lvl>
+    <w:lvl w:ilvl="1" w:tentative="1">
+      <w:start w:val="1"/>
+      <w:numFmt w:val="bullet"/>
+      <w:lvlText w:val="o"/>
+      <w:lvlJc w:val="left"/>
+      <w:pPr>
+        <w:tabs>
+          <w:tab w:val="num" w:pos="1440"/>
+        </w:tabs>
+        <w:ind w:left="1440" w:hanging="360"/>
+      </w:pPr>
+      <w:rPr>
+        <w:rFonts w:ascii="Courier New" w:hAnsi="Courier New" w:hint="default"/>
+        <w:sz w:val="20"/>
+      </w:rPr>
+    </w:lvl>
+    <w:lvl w:ilvl="2" w:tentative="1">
+      <w:start w:val="1"/>
+      <w:numFmt w:val="bullet"/>
+      <w:lvlText w:val=""/>
+      <w:lvlJc w:val="left"/>
+      <w:pPr>
+        <w:tabs>
+          <w:tab w:val="num" w:pos="2160"/>
+        </w:tabs>
+        <w:ind w:left="2160" w:hanging="360"/>
+      </w:pPr>
+      <w:rPr>
+        <w:rFonts w:ascii="Wingdings" w:hAnsi="Wingdings" w:hint="default"/>
+        <w:sz w:val="20"/>
+      </w:rPr>
+    </w:lvl>
+    <w:lvl w:ilvl="3" w:tentative="1">
+      <w:start w:val="1"/>
+      <w:numFmt w:val="bullet"/>
+      <w:lvlText w:val=""/>
+      <w:lvlJc w:val="left"/>
+      <w:pPr>
+        <w:tabs>
+          <w:tab w:val="num" w:pos="2880"/>
+        </w:tabs>
+        <w:ind w:left="2880" w:hanging="360"/>
+      </w:pPr>
+      <w:rPr>
+        <w:rFonts w:ascii="Wingdings" w:hAnsi="Wingdings" w:hint="default"/>
+        <w:sz w:val="20"/>
+      </w:rPr>
+    </w:lvl>
+    <w:lvl w:ilvl="4" w:tentative="1">
+      <w:start w:val="1"/>
+      <w:numFmt w:val="bullet"/>
+      <w:lvlText w:val=""/>
+      <w:lvlJc w:val="left"/>
+      <w:pPr>
+        <w:tabs>
+          <w:tab w:val="num" w:pos="3600"/>
+        </w:tabs>
+        <w:ind w:left="3600" w:hanging="360"/>
+      </w:pPr>
+      <w:rPr>
+        <w:rFonts w:ascii="Wingdings" w:hAnsi="Wingdings" w:hint="default"/>
+        <w:sz w:val="20"/>
+      </w:rPr>
+    </w:lvl>
+    <w:lvl w:ilvl="5" w:tentative="1">
+      <w:start w:val="1"/>
+      <w:numFmt w:val="bullet"/>
+      <w:lvlText w:val=""/>
+      <w:lvlJc w:val="left"/>
+      <w:pPr>
+        <w:tabs>
+          <w:tab w:val="num" w:pos="4320"/>
+        </w:tabs>
+        <w:ind w:left="4320" w:hanging="360"/>
+      </w:pPr>
+      <w:rPr>
+        <w:rFonts w:ascii="Wingdings" w:hAnsi="Wingdings" w:hint="default"/>
+        <w:sz w:val="20"/>
+      </w:rPr>
+    </w:lvl>
+    <w:lvl w:ilvl="6" w:tentative="1">
+      <w:start w:val="1"/>
+      <w:numFmt w:val="bullet"/>
+      <w:lvlText w:val=""/>
+      <w:lvlJc w:val="left"/>
+      <w:pPr>
+        <w:tabs>
+          <w:tab w:val="num" w:pos="5040"/>
+        </w:tabs>
+        <w:ind w:left="5040" w:hanging="360"/>
+      </w:pPr>
+      <w:rPr>
+        <w:rFonts w:ascii="Wingdings" w:hAnsi="Wingdings" w:hint="default"/>
+        <w:sz w:val="20"/>
+      </w:rPr>
+    </w:lvl>
+    <w:lvl w:ilvl="7" w:tentative="1">
+      <w:start w:val="1"/>
+      <w:numFmt w:val="bullet"/>
+      <w:lvlText w:val=""/>
+      <w:lvlJc w:val="left"/>
+      <w:pPr>
+        <w:tabs>
+          <w:tab w:val="num" w:pos="5760"/>
+        </w:tabs>
+        <w:ind w:left="5760" w:hanging="360"/>
+      </w:pPr>
+      <w:rPr>
+        <w:rFonts w:ascii="Wingdings" w:hAnsi="Wingdings" w:hint="default"/>
+        <w:sz w:val="20"/>
+      </w:rPr>
+    </w:lvl>
+    <w:lvl w:ilvl="8" w:tentative="1">
+      <w:start w:val="1"/>
+      <w:numFmt w:val="bullet"/>
+      <w:lvlText w:val=""/>
+      <w:lvlJc w:val="left"/>
+      <w:pPr>
+        <w:tabs>
+          <w:tab w:val="num" w:pos="6480"/>
+        </w:tabs>
+        <w:ind w:left="6480" w:hanging="360"/>
+      </w:pPr>
+      <w:rPr>
+        <w:rFonts w:ascii="Wingdings" w:hAnsi="Wingdings" w:hint="default"/>
+        <w:sz w:val="20"/>
+      </w:rPr>
+    </w:lvl>
+  </w:abstractNum>
+  <w:abstractNum w:abstractNumId="7" w15:restartNumberingAfterBreak="0">
     <w:nsid w:val="3BED246C"/>
     <w:multiLevelType w:val="multilevel"/>
     <w:tmpl w:val="EF08A3C0"/>
@@ -7778,8 +9944,941 @@
       </w:pPr>
     </w:lvl>
   </w:abstractNum>
+  <w:abstractNum w:abstractNumId="8" w15:restartNumberingAfterBreak="0">
+    <w:nsid w:val="3C607984"/>
+    <w:multiLevelType w:val="multilevel"/>
+    <w:tmpl w:val="44F49E20"/>
+    <w:lvl w:ilvl="0">
+      <w:start w:val="1"/>
+      <w:numFmt w:val="bullet"/>
+      <w:lvlText w:val=""/>
+      <w:lvlJc w:val="left"/>
+      <w:pPr>
+        <w:tabs>
+          <w:tab w:val="num" w:pos="720"/>
+        </w:tabs>
+        <w:ind w:left="720" w:hanging="360"/>
+      </w:pPr>
+      <w:rPr>
+        <w:rFonts w:ascii="Symbol" w:hAnsi="Symbol" w:hint="default"/>
+        <w:sz w:val="20"/>
+      </w:rPr>
+    </w:lvl>
+    <w:lvl w:ilvl="1" w:tentative="1">
+      <w:start w:val="1"/>
+      <w:numFmt w:val="bullet"/>
+      <w:lvlText w:val="o"/>
+      <w:lvlJc w:val="left"/>
+      <w:pPr>
+        <w:tabs>
+          <w:tab w:val="num" w:pos="1440"/>
+        </w:tabs>
+        <w:ind w:left="1440" w:hanging="360"/>
+      </w:pPr>
+      <w:rPr>
+        <w:rFonts w:ascii="Courier New" w:hAnsi="Courier New" w:hint="default"/>
+        <w:sz w:val="20"/>
+      </w:rPr>
+    </w:lvl>
+    <w:lvl w:ilvl="2" w:tentative="1">
+      <w:start w:val="1"/>
+      <w:numFmt w:val="bullet"/>
+      <w:lvlText w:val=""/>
+      <w:lvlJc w:val="left"/>
+      <w:pPr>
+        <w:tabs>
+          <w:tab w:val="num" w:pos="2160"/>
+        </w:tabs>
+        <w:ind w:left="2160" w:hanging="360"/>
+      </w:pPr>
+      <w:rPr>
+        <w:rFonts w:ascii="Wingdings" w:hAnsi="Wingdings" w:hint="default"/>
+        <w:sz w:val="20"/>
+      </w:rPr>
+    </w:lvl>
+    <w:lvl w:ilvl="3" w:tentative="1">
+      <w:start w:val="1"/>
+      <w:numFmt w:val="bullet"/>
+      <w:lvlText w:val=""/>
+      <w:lvlJc w:val="left"/>
+      <w:pPr>
+        <w:tabs>
+          <w:tab w:val="num" w:pos="2880"/>
+        </w:tabs>
+        <w:ind w:left="2880" w:hanging="360"/>
+      </w:pPr>
+      <w:rPr>
+        <w:rFonts w:ascii="Wingdings" w:hAnsi="Wingdings" w:hint="default"/>
+        <w:sz w:val="20"/>
+      </w:rPr>
+    </w:lvl>
+    <w:lvl w:ilvl="4" w:tentative="1">
+      <w:start w:val="1"/>
+      <w:numFmt w:val="bullet"/>
+      <w:lvlText w:val=""/>
+      <w:lvlJc w:val="left"/>
+      <w:pPr>
+        <w:tabs>
+          <w:tab w:val="num" w:pos="3600"/>
+        </w:tabs>
+        <w:ind w:left="3600" w:hanging="360"/>
+      </w:pPr>
+      <w:rPr>
+        <w:rFonts w:ascii="Wingdings" w:hAnsi="Wingdings" w:hint="default"/>
+        <w:sz w:val="20"/>
+      </w:rPr>
+    </w:lvl>
+    <w:lvl w:ilvl="5" w:tentative="1">
+      <w:start w:val="1"/>
+      <w:numFmt w:val="bullet"/>
+      <w:lvlText w:val=""/>
+      <w:lvlJc w:val="left"/>
+      <w:pPr>
+        <w:tabs>
+          <w:tab w:val="num" w:pos="4320"/>
+        </w:tabs>
+        <w:ind w:left="4320" w:hanging="360"/>
+      </w:pPr>
+      <w:rPr>
+        <w:rFonts w:ascii="Wingdings" w:hAnsi="Wingdings" w:hint="default"/>
+        <w:sz w:val="20"/>
+      </w:rPr>
+    </w:lvl>
+    <w:lvl w:ilvl="6" w:tentative="1">
+      <w:start w:val="1"/>
+      <w:numFmt w:val="bullet"/>
+      <w:lvlText w:val=""/>
+      <w:lvlJc w:val="left"/>
+      <w:pPr>
+        <w:tabs>
+          <w:tab w:val="num" w:pos="5040"/>
+        </w:tabs>
+        <w:ind w:left="5040" w:hanging="360"/>
+      </w:pPr>
+      <w:rPr>
+        <w:rFonts w:ascii="Wingdings" w:hAnsi="Wingdings" w:hint="default"/>
+        <w:sz w:val="20"/>
+      </w:rPr>
+    </w:lvl>
+    <w:lvl w:ilvl="7" w:tentative="1">
+      <w:start w:val="1"/>
+      <w:numFmt w:val="bullet"/>
+      <w:lvlText w:val=""/>
+      <w:lvlJc w:val="left"/>
+      <w:pPr>
+        <w:tabs>
+          <w:tab w:val="num" w:pos="5760"/>
+        </w:tabs>
+        <w:ind w:left="5760" w:hanging="360"/>
+      </w:pPr>
+      <w:rPr>
+        <w:rFonts w:ascii="Wingdings" w:hAnsi="Wingdings" w:hint="default"/>
+        <w:sz w:val="20"/>
+      </w:rPr>
+    </w:lvl>
+    <w:lvl w:ilvl="8" w:tentative="1">
+      <w:start w:val="1"/>
+      <w:numFmt w:val="bullet"/>
+      <w:lvlText w:val=""/>
+      <w:lvlJc w:val="left"/>
+      <w:pPr>
+        <w:tabs>
+          <w:tab w:val="num" w:pos="6480"/>
+        </w:tabs>
+        <w:ind w:left="6480" w:hanging="360"/>
+      </w:pPr>
+      <w:rPr>
+        <w:rFonts w:ascii="Wingdings" w:hAnsi="Wingdings" w:hint="default"/>
+        <w:sz w:val="20"/>
+      </w:rPr>
+    </w:lvl>
+  </w:abstractNum>
+  <w:abstractNum w:abstractNumId="9" w15:restartNumberingAfterBreak="0">
+    <w:nsid w:val="48651AC3"/>
+    <w:multiLevelType w:val="multilevel"/>
+    <w:tmpl w:val="C9FA3A6A"/>
+    <w:lvl w:ilvl="0">
+      <w:start w:val="1"/>
+      <w:numFmt w:val="bullet"/>
+      <w:lvlText w:val=""/>
+      <w:lvlJc w:val="left"/>
+      <w:pPr>
+        <w:tabs>
+          <w:tab w:val="num" w:pos="720"/>
+        </w:tabs>
+        <w:ind w:left="720" w:hanging="360"/>
+      </w:pPr>
+      <w:rPr>
+        <w:rFonts w:ascii="Symbol" w:hAnsi="Symbol" w:hint="default"/>
+        <w:sz w:val="20"/>
+      </w:rPr>
+    </w:lvl>
+    <w:lvl w:ilvl="1" w:tentative="1">
+      <w:start w:val="1"/>
+      <w:numFmt w:val="bullet"/>
+      <w:lvlText w:val="o"/>
+      <w:lvlJc w:val="left"/>
+      <w:pPr>
+        <w:tabs>
+          <w:tab w:val="num" w:pos="1440"/>
+        </w:tabs>
+        <w:ind w:left="1440" w:hanging="360"/>
+      </w:pPr>
+      <w:rPr>
+        <w:rFonts w:ascii="Courier New" w:hAnsi="Courier New" w:hint="default"/>
+        <w:sz w:val="20"/>
+      </w:rPr>
+    </w:lvl>
+    <w:lvl w:ilvl="2" w:tentative="1">
+      <w:start w:val="1"/>
+      <w:numFmt w:val="bullet"/>
+      <w:lvlText w:val=""/>
+      <w:lvlJc w:val="left"/>
+      <w:pPr>
+        <w:tabs>
+          <w:tab w:val="num" w:pos="2160"/>
+        </w:tabs>
+        <w:ind w:left="2160" w:hanging="360"/>
+      </w:pPr>
+      <w:rPr>
+        <w:rFonts w:ascii="Wingdings" w:hAnsi="Wingdings" w:hint="default"/>
+        <w:sz w:val="20"/>
+      </w:rPr>
+    </w:lvl>
+    <w:lvl w:ilvl="3" w:tentative="1">
+      <w:start w:val="1"/>
+      <w:numFmt w:val="bullet"/>
+      <w:lvlText w:val=""/>
+      <w:lvlJc w:val="left"/>
+      <w:pPr>
+        <w:tabs>
+          <w:tab w:val="num" w:pos="2880"/>
+        </w:tabs>
+        <w:ind w:left="2880" w:hanging="360"/>
+      </w:pPr>
+      <w:rPr>
+        <w:rFonts w:ascii="Wingdings" w:hAnsi="Wingdings" w:hint="default"/>
+        <w:sz w:val="20"/>
+      </w:rPr>
+    </w:lvl>
+    <w:lvl w:ilvl="4" w:tentative="1">
+      <w:start w:val="1"/>
+      <w:numFmt w:val="bullet"/>
+      <w:lvlText w:val=""/>
+      <w:lvlJc w:val="left"/>
+      <w:pPr>
+        <w:tabs>
+          <w:tab w:val="num" w:pos="3600"/>
+        </w:tabs>
+        <w:ind w:left="3600" w:hanging="360"/>
+      </w:pPr>
+      <w:rPr>
+        <w:rFonts w:ascii="Wingdings" w:hAnsi="Wingdings" w:hint="default"/>
+        <w:sz w:val="20"/>
+      </w:rPr>
+    </w:lvl>
+    <w:lvl w:ilvl="5" w:tentative="1">
+      <w:start w:val="1"/>
+      <w:numFmt w:val="bullet"/>
+      <w:lvlText w:val=""/>
+      <w:lvlJc w:val="left"/>
+      <w:pPr>
+        <w:tabs>
+          <w:tab w:val="num" w:pos="4320"/>
+        </w:tabs>
+        <w:ind w:left="4320" w:hanging="360"/>
+      </w:pPr>
+      <w:rPr>
+        <w:rFonts w:ascii="Wingdings" w:hAnsi="Wingdings" w:hint="default"/>
+        <w:sz w:val="20"/>
+      </w:rPr>
+    </w:lvl>
+    <w:lvl w:ilvl="6" w:tentative="1">
+      <w:start w:val="1"/>
+      <w:numFmt w:val="bullet"/>
+      <w:lvlText w:val=""/>
+      <w:lvlJc w:val="left"/>
+      <w:pPr>
+        <w:tabs>
+          <w:tab w:val="num" w:pos="5040"/>
+        </w:tabs>
+        <w:ind w:left="5040" w:hanging="360"/>
+      </w:pPr>
+      <w:rPr>
+        <w:rFonts w:ascii="Wingdings" w:hAnsi="Wingdings" w:hint="default"/>
+        <w:sz w:val="20"/>
+      </w:rPr>
+    </w:lvl>
+    <w:lvl w:ilvl="7" w:tentative="1">
+      <w:start w:val="1"/>
+      <w:numFmt w:val="bullet"/>
+      <w:lvlText w:val=""/>
+      <w:lvlJc w:val="left"/>
+      <w:pPr>
+        <w:tabs>
+          <w:tab w:val="num" w:pos="5760"/>
+        </w:tabs>
+        <w:ind w:left="5760" w:hanging="360"/>
+      </w:pPr>
+      <w:rPr>
+        <w:rFonts w:ascii="Wingdings" w:hAnsi="Wingdings" w:hint="default"/>
+        <w:sz w:val="20"/>
+      </w:rPr>
+    </w:lvl>
+    <w:lvl w:ilvl="8" w:tentative="1">
+      <w:start w:val="1"/>
+      <w:numFmt w:val="bullet"/>
+      <w:lvlText w:val=""/>
+      <w:lvlJc w:val="left"/>
+      <w:pPr>
+        <w:tabs>
+          <w:tab w:val="num" w:pos="6480"/>
+        </w:tabs>
+        <w:ind w:left="6480" w:hanging="360"/>
+      </w:pPr>
+      <w:rPr>
+        <w:rFonts w:ascii="Wingdings" w:hAnsi="Wingdings" w:hint="default"/>
+        <w:sz w:val="20"/>
+      </w:rPr>
+    </w:lvl>
+  </w:abstractNum>
+  <w:abstractNum w:abstractNumId="10" w15:restartNumberingAfterBreak="0">
+    <w:nsid w:val="4A045043"/>
+    <w:multiLevelType w:val="multilevel"/>
+    <w:tmpl w:val="B052C4CA"/>
+    <w:lvl w:ilvl="0">
+      <w:start w:val="1"/>
+      <w:numFmt w:val="bullet"/>
+      <w:lvlText w:val=""/>
+      <w:lvlJc w:val="left"/>
+      <w:pPr>
+        <w:tabs>
+          <w:tab w:val="num" w:pos="720"/>
+        </w:tabs>
+        <w:ind w:left="720" w:hanging="360"/>
+      </w:pPr>
+      <w:rPr>
+        <w:rFonts w:ascii="Symbol" w:hAnsi="Symbol" w:hint="default"/>
+        <w:sz w:val="20"/>
+      </w:rPr>
+    </w:lvl>
+    <w:lvl w:ilvl="1" w:tentative="1">
+      <w:start w:val="1"/>
+      <w:numFmt w:val="bullet"/>
+      <w:lvlText w:val="o"/>
+      <w:lvlJc w:val="left"/>
+      <w:pPr>
+        <w:tabs>
+          <w:tab w:val="num" w:pos="1440"/>
+        </w:tabs>
+        <w:ind w:left="1440" w:hanging="360"/>
+      </w:pPr>
+      <w:rPr>
+        <w:rFonts w:ascii="Courier New" w:hAnsi="Courier New" w:hint="default"/>
+        <w:sz w:val="20"/>
+      </w:rPr>
+    </w:lvl>
+    <w:lvl w:ilvl="2" w:tentative="1">
+      <w:start w:val="1"/>
+      <w:numFmt w:val="bullet"/>
+      <w:lvlText w:val=""/>
+      <w:lvlJc w:val="left"/>
+      <w:pPr>
+        <w:tabs>
+          <w:tab w:val="num" w:pos="2160"/>
+        </w:tabs>
+        <w:ind w:left="2160" w:hanging="360"/>
+      </w:pPr>
+      <w:rPr>
+        <w:rFonts w:ascii="Wingdings" w:hAnsi="Wingdings" w:hint="default"/>
+        <w:sz w:val="20"/>
+      </w:rPr>
+    </w:lvl>
+    <w:lvl w:ilvl="3" w:tentative="1">
+      <w:start w:val="1"/>
+      <w:numFmt w:val="bullet"/>
+      <w:lvlText w:val=""/>
+      <w:lvlJc w:val="left"/>
+      <w:pPr>
+        <w:tabs>
+          <w:tab w:val="num" w:pos="2880"/>
+        </w:tabs>
+        <w:ind w:left="2880" w:hanging="360"/>
+      </w:pPr>
+      <w:rPr>
+        <w:rFonts w:ascii="Wingdings" w:hAnsi="Wingdings" w:hint="default"/>
+        <w:sz w:val="20"/>
+      </w:rPr>
+    </w:lvl>
+    <w:lvl w:ilvl="4" w:tentative="1">
+      <w:start w:val="1"/>
+      <w:numFmt w:val="bullet"/>
+      <w:lvlText w:val=""/>
+      <w:lvlJc w:val="left"/>
+      <w:pPr>
+        <w:tabs>
+          <w:tab w:val="num" w:pos="3600"/>
+        </w:tabs>
+        <w:ind w:left="3600" w:hanging="360"/>
+      </w:pPr>
+      <w:rPr>
+        <w:rFonts w:ascii="Wingdings" w:hAnsi="Wingdings" w:hint="default"/>
+        <w:sz w:val="20"/>
+      </w:rPr>
+    </w:lvl>
+    <w:lvl w:ilvl="5" w:tentative="1">
+      <w:start w:val="1"/>
+      <w:numFmt w:val="bullet"/>
+      <w:lvlText w:val=""/>
+      <w:lvlJc w:val="left"/>
+      <w:pPr>
+        <w:tabs>
+          <w:tab w:val="num" w:pos="4320"/>
+        </w:tabs>
+        <w:ind w:left="4320" w:hanging="360"/>
+      </w:pPr>
+      <w:rPr>
+        <w:rFonts w:ascii="Wingdings" w:hAnsi="Wingdings" w:hint="default"/>
+        <w:sz w:val="20"/>
+      </w:rPr>
+    </w:lvl>
+    <w:lvl w:ilvl="6" w:tentative="1">
+      <w:start w:val="1"/>
+      <w:numFmt w:val="bullet"/>
+      <w:lvlText w:val=""/>
+      <w:lvlJc w:val="left"/>
+      <w:pPr>
+        <w:tabs>
+          <w:tab w:val="num" w:pos="5040"/>
+        </w:tabs>
+        <w:ind w:left="5040" w:hanging="360"/>
+      </w:pPr>
+      <w:rPr>
+        <w:rFonts w:ascii="Wingdings" w:hAnsi="Wingdings" w:hint="default"/>
+        <w:sz w:val="20"/>
+      </w:rPr>
+    </w:lvl>
+    <w:lvl w:ilvl="7" w:tentative="1">
+      <w:start w:val="1"/>
+      <w:numFmt w:val="bullet"/>
+      <w:lvlText w:val=""/>
+      <w:lvlJc w:val="left"/>
+      <w:pPr>
+        <w:tabs>
+          <w:tab w:val="num" w:pos="5760"/>
+        </w:tabs>
+        <w:ind w:left="5760" w:hanging="360"/>
+      </w:pPr>
+      <w:rPr>
+        <w:rFonts w:ascii="Wingdings" w:hAnsi="Wingdings" w:hint="default"/>
+        <w:sz w:val="20"/>
+      </w:rPr>
+    </w:lvl>
+    <w:lvl w:ilvl="8" w:tentative="1">
+      <w:start w:val="1"/>
+      <w:numFmt w:val="bullet"/>
+      <w:lvlText w:val=""/>
+      <w:lvlJc w:val="left"/>
+      <w:pPr>
+        <w:tabs>
+          <w:tab w:val="num" w:pos="6480"/>
+        </w:tabs>
+        <w:ind w:left="6480" w:hanging="360"/>
+      </w:pPr>
+      <w:rPr>
+        <w:rFonts w:ascii="Wingdings" w:hAnsi="Wingdings" w:hint="default"/>
+        <w:sz w:val="20"/>
+      </w:rPr>
+    </w:lvl>
+  </w:abstractNum>
+  <w:abstractNum w:abstractNumId="11" w15:restartNumberingAfterBreak="0">
+    <w:nsid w:val="5C7D7FB7"/>
+    <w:multiLevelType w:val="multilevel"/>
+    <w:tmpl w:val="ACB2AFFE"/>
+    <w:lvl w:ilvl="0">
+      <w:start w:val="1"/>
+      <w:numFmt w:val="bullet"/>
+      <w:lvlText w:val=""/>
+      <w:lvlJc w:val="left"/>
+      <w:pPr>
+        <w:tabs>
+          <w:tab w:val="num" w:pos="720"/>
+        </w:tabs>
+        <w:ind w:left="720" w:hanging="360"/>
+      </w:pPr>
+      <w:rPr>
+        <w:rFonts w:ascii="Symbol" w:hAnsi="Symbol" w:hint="default"/>
+        <w:sz w:val="20"/>
+      </w:rPr>
+    </w:lvl>
+    <w:lvl w:ilvl="1" w:tentative="1">
+      <w:start w:val="1"/>
+      <w:numFmt w:val="bullet"/>
+      <w:lvlText w:val="o"/>
+      <w:lvlJc w:val="left"/>
+      <w:pPr>
+        <w:tabs>
+          <w:tab w:val="num" w:pos="1440"/>
+        </w:tabs>
+        <w:ind w:left="1440" w:hanging="360"/>
+      </w:pPr>
+      <w:rPr>
+        <w:rFonts w:ascii="Courier New" w:hAnsi="Courier New" w:hint="default"/>
+        <w:sz w:val="20"/>
+      </w:rPr>
+    </w:lvl>
+    <w:lvl w:ilvl="2" w:tentative="1">
+      <w:start w:val="1"/>
+      <w:numFmt w:val="bullet"/>
+      <w:lvlText w:val=""/>
+      <w:lvlJc w:val="left"/>
+      <w:pPr>
+        <w:tabs>
+          <w:tab w:val="num" w:pos="2160"/>
+        </w:tabs>
+        <w:ind w:left="2160" w:hanging="360"/>
+      </w:pPr>
+      <w:rPr>
+        <w:rFonts w:ascii="Wingdings" w:hAnsi="Wingdings" w:hint="default"/>
+        <w:sz w:val="20"/>
+      </w:rPr>
+    </w:lvl>
+    <w:lvl w:ilvl="3" w:tentative="1">
+      <w:start w:val="1"/>
+      <w:numFmt w:val="bullet"/>
+      <w:lvlText w:val=""/>
+      <w:lvlJc w:val="left"/>
+      <w:pPr>
+        <w:tabs>
+          <w:tab w:val="num" w:pos="2880"/>
+        </w:tabs>
+        <w:ind w:left="2880" w:hanging="360"/>
+      </w:pPr>
+      <w:rPr>
+        <w:rFonts w:ascii="Wingdings" w:hAnsi="Wingdings" w:hint="default"/>
+        <w:sz w:val="20"/>
+      </w:rPr>
+    </w:lvl>
+    <w:lvl w:ilvl="4" w:tentative="1">
+      <w:start w:val="1"/>
+      <w:numFmt w:val="bullet"/>
+      <w:lvlText w:val=""/>
+      <w:lvlJc w:val="left"/>
+      <w:pPr>
+        <w:tabs>
+          <w:tab w:val="num" w:pos="3600"/>
+        </w:tabs>
+        <w:ind w:left="3600" w:hanging="360"/>
+      </w:pPr>
+      <w:rPr>
+        <w:rFonts w:ascii="Wingdings" w:hAnsi="Wingdings" w:hint="default"/>
+        <w:sz w:val="20"/>
+      </w:rPr>
+    </w:lvl>
+    <w:lvl w:ilvl="5" w:tentative="1">
+      <w:start w:val="1"/>
+      <w:numFmt w:val="bullet"/>
+      <w:lvlText w:val=""/>
+      <w:lvlJc w:val="left"/>
+      <w:pPr>
+        <w:tabs>
+          <w:tab w:val="num" w:pos="4320"/>
+        </w:tabs>
+        <w:ind w:left="4320" w:hanging="360"/>
+      </w:pPr>
+      <w:rPr>
+        <w:rFonts w:ascii="Wingdings" w:hAnsi="Wingdings" w:hint="default"/>
+        <w:sz w:val="20"/>
+      </w:rPr>
+    </w:lvl>
+    <w:lvl w:ilvl="6" w:tentative="1">
+      <w:start w:val="1"/>
+      <w:numFmt w:val="bullet"/>
+      <w:lvlText w:val=""/>
+      <w:lvlJc w:val="left"/>
+      <w:pPr>
+        <w:tabs>
+          <w:tab w:val="num" w:pos="5040"/>
+        </w:tabs>
+        <w:ind w:left="5040" w:hanging="360"/>
+      </w:pPr>
+      <w:rPr>
+        <w:rFonts w:ascii="Wingdings" w:hAnsi="Wingdings" w:hint="default"/>
+        <w:sz w:val="20"/>
+      </w:rPr>
+    </w:lvl>
+    <w:lvl w:ilvl="7" w:tentative="1">
+      <w:start w:val="1"/>
+      <w:numFmt w:val="bullet"/>
+      <w:lvlText w:val=""/>
+      <w:lvlJc w:val="left"/>
+      <w:pPr>
+        <w:tabs>
+          <w:tab w:val="num" w:pos="5760"/>
+        </w:tabs>
+        <w:ind w:left="5760" w:hanging="360"/>
+      </w:pPr>
+      <w:rPr>
+        <w:rFonts w:ascii="Wingdings" w:hAnsi="Wingdings" w:hint="default"/>
+        <w:sz w:val="20"/>
+      </w:rPr>
+    </w:lvl>
+    <w:lvl w:ilvl="8" w:tentative="1">
+      <w:start w:val="1"/>
+      <w:numFmt w:val="bullet"/>
+      <w:lvlText w:val=""/>
+      <w:lvlJc w:val="left"/>
+      <w:pPr>
+        <w:tabs>
+          <w:tab w:val="num" w:pos="6480"/>
+        </w:tabs>
+        <w:ind w:left="6480" w:hanging="360"/>
+      </w:pPr>
+      <w:rPr>
+        <w:rFonts w:ascii="Wingdings" w:hAnsi="Wingdings" w:hint="default"/>
+        <w:sz w:val="20"/>
+      </w:rPr>
+    </w:lvl>
+  </w:abstractNum>
+  <w:abstractNum w:abstractNumId="12" w15:restartNumberingAfterBreak="0">
+    <w:nsid w:val="64F60DD2"/>
+    <w:multiLevelType w:val="multilevel"/>
+    <w:tmpl w:val="C4A469CA"/>
+    <w:lvl w:ilvl="0">
+      <w:start w:val="1"/>
+      <w:numFmt w:val="bullet"/>
+      <w:lvlText w:val=""/>
+      <w:lvlJc w:val="left"/>
+      <w:pPr>
+        <w:tabs>
+          <w:tab w:val="num" w:pos="720"/>
+        </w:tabs>
+        <w:ind w:left="720" w:hanging="360"/>
+      </w:pPr>
+      <w:rPr>
+        <w:rFonts w:ascii="Symbol" w:hAnsi="Symbol" w:hint="default"/>
+        <w:sz w:val="20"/>
+      </w:rPr>
+    </w:lvl>
+    <w:lvl w:ilvl="1" w:tentative="1">
+      <w:start w:val="1"/>
+      <w:numFmt w:val="bullet"/>
+      <w:lvlText w:val="o"/>
+      <w:lvlJc w:val="left"/>
+      <w:pPr>
+        <w:tabs>
+          <w:tab w:val="num" w:pos="1440"/>
+        </w:tabs>
+        <w:ind w:left="1440" w:hanging="360"/>
+      </w:pPr>
+      <w:rPr>
+        <w:rFonts w:ascii="Courier New" w:hAnsi="Courier New" w:hint="default"/>
+        <w:sz w:val="20"/>
+      </w:rPr>
+    </w:lvl>
+    <w:lvl w:ilvl="2" w:tentative="1">
+      <w:start w:val="1"/>
+      <w:numFmt w:val="bullet"/>
+      <w:lvlText w:val=""/>
+      <w:lvlJc w:val="left"/>
+      <w:pPr>
+        <w:tabs>
+          <w:tab w:val="num" w:pos="2160"/>
+        </w:tabs>
+        <w:ind w:left="2160" w:hanging="360"/>
+      </w:pPr>
+      <w:rPr>
+        <w:rFonts w:ascii="Wingdings" w:hAnsi="Wingdings" w:hint="default"/>
+        <w:sz w:val="20"/>
+      </w:rPr>
+    </w:lvl>
+    <w:lvl w:ilvl="3" w:tentative="1">
+      <w:start w:val="1"/>
+      <w:numFmt w:val="bullet"/>
+      <w:lvlText w:val=""/>
+      <w:lvlJc w:val="left"/>
+      <w:pPr>
+        <w:tabs>
+          <w:tab w:val="num" w:pos="2880"/>
+        </w:tabs>
+        <w:ind w:left="2880" w:hanging="360"/>
+      </w:pPr>
+      <w:rPr>
+        <w:rFonts w:ascii="Wingdings" w:hAnsi="Wingdings" w:hint="default"/>
+        <w:sz w:val="20"/>
+      </w:rPr>
+    </w:lvl>
+    <w:lvl w:ilvl="4" w:tentative="1">
+      <w:start w:val="1"/>
+      <w:numFmt w:val="bullet"/>
+      <w:lvlText w:val=""/>
+      <w:lvlJc w:val="left"/>
+      <w:pPr>
+        <w:tabs>
+          <w:tab w:val="num" w:pos="3600"/>
+        </w:tabs>
+        <w:ind w:left="3600" w:hanging="360"/>
+      </w:pPr>
+      <w:rPr>
+        <w:rFonts w:ascii="Wingdings" w:hAnsi="Wingdings" w:hint="default"/>
+        <w:sz w:val="20"/>
+      </w:rPr>
+    </w:lvl>
+    <w:lvl w:ilvl="5" w:tentative="1">
+      <w:start w:val="1"/>
+      <w:numFmt w:val="bullet"/>
+      <w:lvlText w:val=""/>
+      <w:lvlJc w:val="left"/>
+      <w:pPr>
+        <w:tabs>
+          <w:tab w:val="num" w:pos="4320"/>
+        </w:tabs>
+        <w:ind w:left="4320" w:hanging="360"/>
+      </w:pPr>
+      <w:rPr>
+        <w:rFonts w:ascii="Wingdings" w:hAnsi="Wingdings" w:hint="default"/>
+        <w:sz w:val="20"/>
+      </w:rPr>
+    </w:lvl>
+    <w:lvl w:ilvl="6" w:tentative="1">
+      <w:start w:val="1"/>
+      <w:numFmt w:val="bullet"/>
+      <w:lvlText w:val=""/>
+      <w:lvlJc w:val="left"/>
+      <w:pPr>
+        <w:tabs>
+          <w:tab w:val="num" w:pos="5040"/>
+        </w:tabs>
+        <w:ind w:left="5040" w:hanging="360"/>
+      </w:pPr>
+      <w:rPr>
+        <w:rFonts w:ascii="Wingdings" w:hAnsi="Wingdings" w:hint="default"/>
+        <w:sz w:val="20"/>
+      </w:rPr>
+    </w:lvl>
+    <w:lvl w:ilvl="7" w:tentative="1">
+      <w:start w:val="1"/>
+      <w:numFmt w:val="bullet"/>
+      <w:lvlText w:val=""/>
+      <w:lvlJc w:val="left"/>
+      <w:pPr>
+        <w:tabs>
+          <w:tab w:val="num" w:pos="5760"/>
+        </w:tabs>
+        <w:ind w:left="5760" w:hanging="360"/>
+      </w:pPr>
+      <w:rPr>
+        <w:rFonts w:ascii="Wingdings" w:hAnsi="Wingdings" w:hint="default"/>
+        <w:sz w:val="20"/>
+      </w:rPr>
+    </w:lvl>
+    <w:lvl w:ilvl="8" w:tentative="1">
+      <w:start w:val="1"/>
+      <w:numFmt w:val="bullet"/>
+      <w:lvlText w:val=""/>
+      <w:lvlJc w:val="left"/>
+      <w:pPr>
+        <w:tabs>
+          <w:tab w:val="num" w:pos="6480"/>
+        </w:tabs>
+        <w:ind w:left="6480" w:hanging="360"/>
+      </w:pPr>
+      <w:rPr>
+        <w:rFonts w:ascii="Wingdings" w:hAnsi="Wingdings" w:hint="default"/>
+        <w:sz w:val="20"/>
+      </w:rPr>
+    </w:lvl>
+  </w:abstractNum>
+  <w:abstractNum w:abstractNumId="13" w15:restartNumberingAfterBreak="0">
+    <w:nsid w:val="675339E4"/>
+    <w:multiLevelType w:val="multilevel"/>
+    <w:tmpl w:val="6378901A"/>
+    <w:lvl w:ilvl="0">
+      <w:start w:val="1"/>
+      <w:numFmt w:val="bullet"/>
+      <w:lvlText w:val=""/>
+      <w:lvlJc w:val="left"/>
+      <w:pPr>
+        <w:tabs>
+          <w:tab w:val="num" w:pos="720"/>
+        </w:tabs>
+        <w:ind w:left="720" w:hanging="360"/>
+      </w:pPr>
+      <w:rPr>
+        <w:rFonts w:ascii="Symbol" w:hAnsi="Symbol" w:hint="default"/>
+        <w:sz w:val="20"/>
+      </w:rPr>
+    </w:lvl>
+    <w:lvl w:ilvl="1" w:tentative="1">
+      <w:start w:val="1"/>
+      <w:numFmt w:val="bullet"/>
+      <w:lvlText w:val="o"/>
+      <w:lvlJc w:val="left"/>
+      <w:pPr>
+        <w:tabs>
+          <w:tab w:val="num" w:pos="1440"/>
+        </w:tabs>
+        <w:ind w:left="1440" w:hanging="360"/>
+      </w:pPr>
+      <w:rPr>
+        <w:rFonts w:ascii="Courier New" w:hAnsi="Courier New" w:hint="default"/>
+        <w:sz w:val="20"/>
+      </w:rPr>
+    </w:lvl>
+    <w:lvl w:ilvl="2" w:tentative="1">
+      <w:start w:val="1"/>
+      <w:numFmt w:val="bullet"/>
+      <w:lvlText w:val=""/>
+      <w:lvlJc w:val="left"/>
+      <w:pPr>
+        <w:tabs>
+          <w:tab w:val="num" w:pos="2160"/>
+        </w:tabs>
+        <w:ind w:left="2160" w:hanging="360"/>
+      </w:pPr>
+      <w:rPr>
+        <w:rFonts w:ascii="Wingdings" w:hAnsi="Wingdings" w:hint="default"/>
+        <w:sz w:val="20"/>
+      </w:rPr>
+    </w:lvl>
+    <w:lvl w:ilvl="3" w:tentative="1">
+      <w:start w:val="1"/>
+      <w:numFmt w:val="bullet"/>
+      <w:lvlText w:val=""/>
+      <w:lvlJc w:val="left"/>
+      <w:pPr>
+        <w:tabs>
+          <w:tab w:val="num" w:pos="2880"/>
+        </w:tabs>
+        <w:ind w:left="2880" w:hanging="360"/>
+      </w:pPr>
+      <w:rPr>
+        <w:rFonts w:ascii="Wingdings" w:hAnsi="Wingdings" w:hint="default"/>
+        <w:sz w:val="20"/>
+      </w:rPr>
+    </w:lvl>
+    <w:lvl w:ilvl="4" w:tentative="1">
+      <w:start w:val="1"/>
+      <w:numFmt w:val="bullet"/>
+      <w:lvlText w:val=""/>
+      <w:lvlJc w:val="left"/>
+      <w:pPr>
+        <w:tabs>
+          <w:tab w:val="num" w:pos="3600"/>
+        </w:tabs>
+        <w:ind w:left="3600" w:hanging="360"/>
+      </w:pPr>
+      <w:rPr>
+        <w:rFonts w:ascii="Wingdings" w:hAnsi="Wingdings" w:hint="default"/>
+        <w:sz w:val="20"/>
+      </w:rPr>
+    </w:lvl>
+    <w:lvl w:ilvl="5" w:tentative="1">
+      <w:start w:val="1"/>
+      <w:numFmt w:val="bullet"/>
+      <w:lvlText w:val=""/>
+      <w:lvlJc w:val="left"/>
+      <w:pPr>
+        <w:tabs>
+          <w:tab w:val="num" w:pos="4320"/>
+        </w:tabs>
+        <w:ind w:left="4320" w:hanging="360"/>
+      </w:pPr>
+      <w:rPr>
+        <w:rFonts w:ascii="Wingdings" w:hAnsi="Wingdings" w:hint="default"/>
+        <w:sz w:val="20"/>
+      </w:rPr>
+    </w:lvl>
+    <w:lvl w:ilvl="6" w:tentative="1">
+      <w:start w:val="1"/>
+      <w:numFmt w:val="bullet"/>
+      <w:lvlText w:val=""/>
+      <w:lvlJc w:val="left"/>
+      <w:pPr>
+        <w:tabs>
+          <w:tab w:val="num" w:pos="5040"/>
+        </w:tabs>
+        <w:ind w:left="5040" w:hanging="360"/>
+      </w:pPr>
+      <w:rPr>
+        <w:rFonts w:ascii="Wingdings" w:hAnsi="Wingdings" w:hint="default"/>
+        <w:sz w:val="20"/>
+      </w:rPr>
+    </w:lvl>
+    <w:lvl w:ilvl="7" w:tentative="1">
+      <w:start w:val="1"/>
+      <w:numFmt w:val="bullet"/>
+      <w:lvlText w:val=""/>
+      <w:lvlJc w:val="left"/>
+      <w:pPr>
+        <w:tabs>
+          <w:tab w:val="num" w:pos="5760"/>
+        </w:tabs>
+        <w:ind w:left="5760" w:hanging="360"/>
+      </w:pPr>
+      <w:rPr>
+        <w:rFonts w:ascii="Wingdings" w:hAnsi="Wingdings" w:hint="default"/>
+        <w:sz w:val="20"/>
+      </w:rPr>
+    </w:lvl>
+    <w:lvl w:ilvl="8" w:tentative="1">
+      <w:start w:val="1"/>
+      <w:numFmt w:val="bullet"/>
+      <w:lvlText w:val=""/>
+      <w:lvlJc w:val="left"/>
+      <w:pPr>
+        <w:tabs>
+          <w:tab w:val="num" w:pos="6480"/>
+        </w:tabs>
+        <w:ind w:left="6480" w:hanging="360"/>
+      </w:pPr>
+      <w:rPr>
+        <w:rFonts w:ascii="Wingdings" w:hAnsi="Wingdings" w:hint="default"/>
+        <w:sz w:val="20"/>
+      </w:rPr>
+    </w:lvl>
+  </w:abstractNum>
   <w:num w:numId="1">
+    <w:abstractNumId w:val="7"/>
+  </w:num>
+  <w:num w:numId="2">
+    <w:abstractNumId w:val="5"/>
+  </w:num>
+  <w:num w:numId="3">
+    <w:abstractNumId w:val="6"/>
+  </w:num>
+  <w:num w:numId="4">
+    <w:abstractNumId w:val="4"/>
+  </w:num>
+  <w:num w:numId="5">
+    <w:abstractNumId w:val="1"/>
+  </w:num>
+  <w:num w:numId="6">
+    <w:abstractNumId w:val="10"/>
+  </w:num>
+  <w:num w:numId="7">
+    <w:abstractNumId w:val="2"/>
+  </w:num>
+  <w:num w:numId="8">
+    <w:abstractNumId w:val="3"/>
+  </w:num>
+  <w:num w:numId="9">
+    <w:abstractNumId w:val="12"/>
+  </w:num>
+  <w:num w:numId="10">
     <w:abstractNumId w:val="0"/>
+  </w:num>
+  <w:num w:numId="11">
+    <w:abstractNumId w:val="9"/>
+  </w:num>
+  <w:num w:numId="12">
+    <w:abstractNumId w:val="8"/>
+  </w:num>
+  <w:num w:numId="13">
+    <w:abstractNumId w:val="13"/>
+  </w:num>
+  <w:num w:numId="14">
+    <w:abstractNumId w:val="11"/>
   </w:num>
 </w:numbering>
 </file>
@@ -8880,6 +11979,19 @@
       <w:lang w:val="en-SG" w:eastAsia="en-SG"/>
     </w:rPr>
   </w:style>
+  <w:style w:type="character" w:styleId="HTMLCode">
+    <w:name w:val="HTML Code"/>
+    <w:basedOn w:val="DefaultParagraphFont"/>
+    <w:uiPriority w:val="99"/>
+    <w:semiHidden/>
+    <w:unhideWhenUsed/>
+    <w:rsid w:val="00EF3102"/>
+    <w:rPr>
+      <w:rFonts w:ascii="Courier New" w:eastAsia="Times New Roman" w:hAnsi="Courier New" w:cs="Courier New"/>
+      <w:sz w:val="20"/>
+      <w:szCs w:val="20"/>
+    </w:rPr>
+  </w:style>
 </w:styles>
 </file>
 
